--- a/DAT801A Big Data Architecture and Management_A3.docx
+++ b/DAT801A Big Data Architecture and Management_A3.docx
@@ -214,41 +214,6 @@
     </w:p>
     <w:p>
       <w:pPr>
-        <w:jc w:val="center"/>
-        <w:rPr>
-          <w:rFonts w:cs="Times New Roman"/>
-          <w:b/>
-          <w:bCs/>
-        </w:rPr>
-      </w:pPr>
-      <w:r>
-        <w:rPr>
-          <w:rFonts w:cs="Times New Roman"/>
-          <w:b/>
-          <w:bCs/>
-        </w:rPr>
-        <w:t xml:space="preserve">Student </w:t>
-      </w:r>
-      <w:r>
-        <w:rPr>
-          <w:rFonts w:cs="Times New Roman"/>
-          <w:b/>
-          <w:bCs/>
-        </w:rPr>
-        <w:t>ID</w:t>
-      </w:r>
-      <w:r>
-        <w:rPr>
-          <w:rFonts w:cs="Times New Roman"/>
-          <w:b/>
-          <w:bCs/>
-        </w:rPr>
-        <w:t>:</w:t>
-      </w:r>
-    </w:p>
-    <w:p>
-      <w:pPr>
-        <w:jc w:val="center"/>
         <w:rPr>
           <w:rFonts w:cs="Times New Roman"/>
           <w:sz w:val="28"/>
@@ -258,14 +223,6 @@
       <w:r>
         <w:rPr>
           <w:rFonts w:cs="Times New Roman"/>
-          <w:b/>
-          <w:bCs/>
-        </w:rPr>
-        <w:t>Student Name:</w:t>
-      </w:r>
-      <w:r>
-        <w:rPr>
-          <w:rFonts w:cs="Times New Roman"/>
         </w:rPr>
         <w:br w:type="page"/>
       </w:r>
@@ -309,62 +266,20 @@
         <w:rPr>
           <w:rFonts w:cs="Times New Roman"/>
         </w:rPr>
-        <w:t xml:space="preserve"> architecture. The solution implemented uses a modular, scalable, and cost-effective architecture based on Azure Storage to land the raw data, Azure Event Hubs to optionally ingest the raw data in real-time, and Databricks to process, experiment with machine learning, and optimise Delta Lake. With such an architecture, data is introduced into the system and converted into a refined analytics-ready format. The solution has a batch workflow and can be totally extended to real-time streaming with minimum changes in the configuration. In the implementation, the raw data of sales transactions was loaded, scanned, and converted after cleaning with </w:t>
-      </w:r>
-      <w:proofErr w:type="spellStart"/>
-      <w:r>
-        <w:rPr>
-          <w:rFonts w:cs="Times New Roman"/>
-        </w:rPr>
-        <w:t>PySpark</w:t>
-      </w:r>
-      <w:proofErr w:type="spellEnd"/>
-      <w:r>
-        <w:rPr>
-          <w:rFonts w:cs="Times New Roman"/>
-        </w:rPr>
-        <w:t xml:space="preserve">. An ETL workflow was designed, which means that it had to include timestamp parsing, data type casting, data ignoring corruption, TotalPrice engineering, and delivering the results in a Delta Lake table. The scikit-learn was used to implement a basic regression model with a machine learning component, and the experiments were automatically logged with Databricks </w:t>
-      </w:r>
-      <w:proofErr w:type="spellStart"/>
-      <w:r>
-        <w:rPr>
-          <w:rFonts w:cs="Times New Roman"/>
-        </w:rPr>
-        <w:t>MLflow</w:t>
-      </w:r>
-      <w:proofErr w:type="spellEnd"/>
-      <w:r>
-        <w:rPr>
-          <w:rFonts w:cs="Times New Roman"/>
-        </w:rPr>
-        <w:t>.</w:t>
-      </w:r>
-    </w:p>
-    <w:p>
-      <w:pPr>
-        <w:rPr>
-          <w:rFonts w:cs="Times New Roman"/>
-        </w:rPr>
-      </w:pPr>
-      <w:r>
-        <w:rPr>
-          <w:rFonts w:cs="Times New Roman"/>
-        </w:rPr>
-        <w:t>The completed deliverable was a Delta table (dat801_</w:t>
-      </w:r>
-      <w:proofErr w:type="gramStart"/>
-      <w:r>
-        <w:rPr>
-          <w:rFonts w:cs="Times New Roman"/>
-        </w:rPr>
-        <w:t>db.sales</w:t>
-      </w:r>
-      <w:proofErr w:type="gramEnd"/>
-      <w:r>
-        <w:rPr>
-          <w:rFonts w:cs="Times New Roman"/>
-        </w:rPr>
-        <w:t>_processed) that was analytics-ready and visual dashboards that were developed in Databricks. The pipeline complies with industry standards in relation to reproducibility, auditability and performance. The project manages to show how Azure and Databricks may be applied in cooperation with each other to provide a highly scalable and modern cloud data engineering flow.</w:t>
+        <w:t xml:space="preserve"> architecture. The solution implemented uses a modular, scalable, and cost-effective architecture based on Azure Storage to land the raw data, Azure Event Hubs to optionally ingest the raw data in real-time, and Databricks to process, experiment with machine learning, and optimise Delta Lake. With such an architecture, data is introduced into the system and converted into a refined analytics-ready format. The solution has a batch workflow and can be totally extended to real-time streaming with minimum changes in the configuration. In the implementation, the raw data of sales transactions was loaded, scanned, and converted after cleaning with PySpark. An ETL workflow was designed, which means that it had to include timestamp parsing, data type casting, data ignoring corruption, TotalPrice engineering, and delivering the results in a Delta Lake table. The scikit-learn was used to implement a basic regression model with a machine learning component, and the experiments were automatically logged with Databricks MLflow.</w:t>
+      </w:r>
+    </w:p>
+    <w:p>
+      <w:pPr>
+        <w:rPr>
+          <w:rFonts w:cs="Times New Roman"/>
+        </w:rPr>
+      </w:pPr>
+      <w:r>
+        <w:rPr>
+          <w:rFonts w:cs="Times New Roman"/>
+        </w:rPr>
+        <w:t>The completed deliverable was a Delta table (dat801_db.sales_processed) that was analytics-ready and visual dashboards that were developed in Databricks. The pipeline complies with industry standards in relation to reproducibility, auditability and performance. The project manages to show how Azure and Databricks may be applied in cooperation with each other to provide a highly scalable and modern cloud data engineering flow.</w:t>
       </w:r>
     </w:p>
     <w:p>
@@ -2526,21 +2441,7 @@
         <w:rPr>
           <w:rFonts w:cs="Times New Roman"/>
         </w:rPr>
-        <w:t xml:space="preserve">, autoscaling computing, and solid support of Delta Lake. Azure services like Blob storage and Event Hub were applied </w:t>
-      </w:r>
-      <w:proofErr w:type="gramStart"/>
-      <w:r>
-        <w:rPr>
-          <w:rFonts w:cs="Times New Roman"/>
-        </w:rPr>
-        <w:t>in order to</w:t>
-      </w:r>
-      <w:proofErr w:type="gramEnd"/>
-      <w:r>
-        <w:rPr>
-          <w:rFonts w:cs="Times New Roman"/>
-        </w:rPr>
-        <w:t xml:space="preserve"> emulate realistic ingestion processes</w:t>
+        <w:t>, autoscaling computing, and solid support of Delta Lake. Azure services like Blob storage and Event Hub were applied in order to emulate realistic ingestion processes</w:t>
       </w:r>
       <w:r>
         <w:rPr>
@@ -3571,55 +3472,13 @@
         <w:rPr>
           <w:rFonts w:cs="Times New Roman"/>
         </w:rPr>
-        <w:t xml:space="preserve"> (</w:t>
-      </w:r>
-      <w:proofErr w:type="spellStart"/>
-      <w:r>
-        <w:rPr>
-          <w:rFonts w:cs="Times New Roman"/>
-        </w:rPr>
-        <w:t>josearper</w:t>
-      </w:r>
-      <w:proofErr w:type="spellEnd"/>
-      <w:r>
-        <w:rPr>
-          <w:rFonts w:cs="Times New Roman"/>
-        </w:rPr>
-        <w:t>, 2025)</w:t>
-      </w:r>
-      <w:r>
-        <w:rPr>
-          <w:rFonts w:cs="Times New Roman"/>
-        </w:rPr>
-        <w:t xml:space="preserve">. The deployment of a Databricks workspace and a cluster was done to carry out ETL processes, which include data cleaning, data type casting, parsing timestamps, and feature engineering. The dataset was processed and validated with the help of </w:t>
-      </w:r>
-      <w:proofErr w:type="spellStart"/>
-      <w:r>
-        <w:rPr>
-          <w:rFonts w:cs="Times New Roman"/>
-        </w:rPr>
-        <w:t>PySpark</w:t>
-      </w:r>
-      <w:proofErr w:type="spellEnd"/>
-      <w:r>
-        <w:rPr>
-          <w:rFonts w:cs="Times New Roman"/>
-        </w:rPr>
-        <w:t xml:space="preserve">, and a machine learning model was trained with scikit-learn and monitored with the assistance of </w:t>
-      </w:r>
-      <w:proofErr w:type="spellStart"/>
-      <w:r>
-        <w:rPr>
-          <w:rFonts w:cs="Times New Roman"/>
-        </w:rPr>
-        <w:t>MLflow</w:t>
-      </w:r>
-      <w:proofErr w:type="spellEnd"/>
-      <w:r>
-        <w:rPr>
-          <w:rFonts w:cs="Times New Roman"/>
-        </w:rPr>
-        <w:t>. It used Databricks as the hub in which the transformation and modelling process was driven by the central compute and development environment</w:t>
+        <w:t xml:space="preserve"> (josearper, 2025)</w:t>
+      </w:r>
+      <w:r>
+        <w:rPr>
+          <w:rFonts w:cs="Times New Roman"/>
+        </w:rPr>
+        <w:t>. The deployment of a Databricks workspace and a cluster was done to carry out ETL processes, which include data cleaning, data type casting, parsing timestamps, and feature engineering. The dataset was processed and validated with the help of PySpark, and a machine learning model was trained with scikit-learn and monitored with the assistance of MLflow. It used Databricks as the hub in which the transformation and modelling process was driven by the central compute and development environment</w:t>
       </w:r>
       <w:r>
         <w:rPr>
@@ -3660,21 +3519,7 @@
         <w:rPr>
           <w:rFonts w:cs="Times New Roman"/>
         </w:rPr>
-        <w:t xml:space="preserve">The processed data was saved in Delta Lake, which is a high-performing storage layer with features such as ACID transactions, versioning, and optimised performance. An intermediate table (dat801_db. </w:t>
-      </w:r>
-      <w:proofErr w:type="spellStart"/>
-      <w:r>
-        <w:rPr>
-          <w:rFonts w:cs="Times New Roman"/>
-        </w:rPr>
-        <w:t>sales_processed</w:t>
-      </w:r>
-      <w:proofErr w:type="spellEnd"/>
-      <w:r>
-        <w:rPr>
-          <w:rFonts w:cs="Times New Roman"/>
-        </w:rPr>
-        <w:t>) was constructed to enforce light-speed SQL querying and analytics. This is the basis layer for visual dashboards and business intelligence</w:t>
+        <w:t>The processed data was saved in Delta Lake, which is a high-performing storage layer with features such as ACID transactions, versioning, and optimised performance. An intermediate table (dat801_db. sales_processed) was constructed to enforce light-speed SQL querying and analytics. This is the basis layer for visual dashboards and business intelligence</w:t>
       </w:r>
       <w:r>
         <w:rPr>
@@ -3965,19 +3810,11 @@
                 <w:rFonts w:cs="Times New Roman"/>
               </w:rPr>
             </w:pPr>
-            <w:proofErr w:type="spellStart"/>
-            <w:r>
-              <w:rPr>
-                <w:rFonts w:cs="Times New Roman"/>
-              </w:rPr>
-              <w:t>InvoiceDate</w:t>
-            </w:r>
-            <w:proofErr w:type="spellEnd"/>
-            <w:r>
-              <w:rPr>
-                <w:rFonts w:cs="Times New Roman"/>
-              </w:rPr>
-              <w:t xml:space="preserve"> parse produced many null timestamps</w:t>
+            <w:r>
+              <w:rPr>
+                <w:rFonts w:cs="Times New Roman"/>
+              </w:rPr>
+              <w:t>InvoiceDate parse produced many null timestamps</w:t>
             </w:r>
           </w:p>
         </w:tc>
@@ -4021,35 +3858,7 @@
               <w:rPr>
                 <w:rFonts w:cs="Times New Roman"/>
               </w:rPr>
-              <w:t>Implemented robust parsing: try d/M/</w:t>
-            </w:r>
-            <w:proofErr w:type="spellStart"/>
-            <w:r>
-              <w:rPr>
-                <w:rFonts w:cs="Times New Roman"/>
-              </w:rPr>
-              <w:t>yyyy</w:t>
-            </w:r>
-            <w:proofErr w:type="spellEnd"/>
-            <w:r>
-              <w:rPr>
-                <w:rFonts w:cs="Times New Roman"/>
-              </w:rPr>
-              <w:t xml:space="preserve"> H:mm then fallback to M/d/</w:t>
-            </w:r>
-            <w:proofErr w:type="spellStart"/>
-            <w:r>
-              <w:rPr>
-                <w:rFonts w:cs="Times New Roman"/>
-              </w:rPr>
-              <w:t>yyyy</w:t>
-            </w:r>
-            <w:proofErr w:type="spellEnd"/>
-            <w:r>
-              <w:rPr>
-                <w:rFonts w:cs="Times New Roman"/>
-              </w:rPr>
-              <w:t xml:space="preserve"> H:mm logged rows failing parse to audit file</w:t>
+              <w:t>Implemented robust parsing: try d/M/yyyy H:mm then fallback to M/d/yyyy H:mm logged rows failing parse to audit file</w:t>
             </w:r>
           </w:p>
         </w:tc>
@@ -4298,21 +4107,7 @@
               <w:rPr>
                 <w:rFonts w:cs="Times New Roman"/>
               </w:rPr>
-              <w:t xml:space="preserve">Converting large Spark DF to pandas for </w:t>
-            </w:r>
-            <w:proofErr w:type="spellStart"/>
-            <w:r>
-              <w:rPr>
-                <w:rFonts w:cs="Times New Roman"/>
-              </w:rPr>
-              <w:t>sklearn</w:t>
-            </w:r>
-            <w:proofErr w:type="spellEnd"/>
-            <w:r>
-              <w:rPr>
-                <w:rFonts w:cs="Times New Roman"/>
-              </w:rPr>
-              <w:t xml:space="preserve"> caused memory issues</w:t>
+              <w:t>Converting large Spark DF to pandas for sklearn caused memory issues</w:t>
             </w:r>
           </w:p>
         </w:tc>
@@ -4334,35 +4129,7 @@
               <w:rPr>
                 <w:rFonts w:cs="Times New Roman"/>
               </w:rPr>
-              <w:t xml:space="preserve">Use Spark </w:t>
-            </w:r>
-            <w:proofErr w:type="spellStart"/>
-            <w:r>
-              <w:rPr>
-                <w:rFonts w:cs="Times New Roman"/>
-              </w:rPr>
-              <w:t>MLlib</w:t>
-            </w:r>
-            <w:proofErr w:type="spellEnd"/>
-            <w:r>
-              <w:rPr>
-                <w:rFonts w:cs="Times New Roman"/>
-              </w:rPr>
-              <w:t xml:space="preserve"> for large scale or sample before converting; set sampling fraction and persist RDD; for demo kept </w:t>
-            </w:r>
-            <w:proofErr w:type="spellStart"/>
-            <w:r>
-              <w:rPr>
-                <w:rFonts w:cs="Times New Roman"/>
-              </w:rPr>
-              <w:t>sklearn</w:t>
-            </w:r>
-            <w:proofErr w:type="spellEnd"/>
-            <w:r>
-              <w:rPr>
-                <w:rFonts w:cs="Times New Roman"/>
-              </w:rPr>
-              <w:t xml:space="preserve"> but sample limited to &lt;=5k rows</w:t>
+              <w:t>Use Spark MLlib for large scale or sample before converting; set sampling fraction and persist RDD; for demo kept sklearn but sample limited to &lt;=5k rows</w:t>
             </w:r>
           </w:p>
         </w:tc>
@@ -4475,21 +4242,7 @@
               <w:rPr>
                 <w:rFonts w:cs="Times New Roman"/>
               </w:rPr>
-              <w:t>Wide transformations (</w:t>
-            </w:r>
-            <w:proofErr w:type="spellStart"/>
-            <w:r>
-              <w:rPr>
-                <w:rFonts w:cs="Times New Roman"/>
-              </w:rPr>
-              <w:t>groupBy</w:t>
-            </w:r>
-            <w:proofErr w:type="spellEnd"/>
-            <w:r>
-              <w:rPr>
-                <w:rFonts w:cs="Times New Roman"/>
-              </w:rPr>
-              <w:t>/window) triggered large shuffles</w:t>
+              <w:t>Wide transformations (groupBy/window) triggered large shuffles</w:t>
             </w:r>
           </w:p>
         </w:tc>
@@ -4511,21 +4264,7 @@
               <w:rPr>
                 <w:rFonts w:cs="Times New Roman"/>
               </w:rPr>
-              <w:t xml:space="preserve">Repartitioned by key </w:t>
-            </w:r>
-            <w:proofErr w:type="spellStart"/>
-            <w:r>
-              <w:rPr>
-                <w:rFonts w:cs="Times New Roman"/>
-              </w:rPr>
-              <w:t>InvoiceNo</w:t>
-            </w:r>
-            <w:proofErr w:type="spellEnd"/>
-            <w:r>
-              <w:rPr>
-                <w:rFonts w:cs="Times New Roman"/>
-              </w:rPr>
-              <w:t>/Country, cached intermediate DF, used broadcast where appropriate</w:t>
+              <w:t>Repartitioned by key InvoiceNo/Country, cached intermediate DF, used broadcast where appropriate</w:t>
             </w:r>
           </w:p>
         </w:tc>
@@ -4753,21 +4492,7 @@
               <w:rPr>
                 <w:rFonts w:cs="Times New Roman"/>
               </w:rPr>
-              <w:t xml:space="preserve">Power BI failed to </w:t>
-            </w:r>
-            <w:proofErr w:type="gramStart"/>
-            <w:r>
-              <w:rPr>
-                <w:rFonts w:cs="Times New Roman"/>
-              </w:rPr>
-              <w:t>connect  Thrift</w:t>
-            </w:r>
-            <w:proofErr w:type="gramEnd"/>
-            <w:r>
-              <w:rPr>
-                <w:rFonts w:cs="Times New Roman"/>
-              </w:rPr>
-              <w:t>/HTTP errors</w:t>
+              <w:t>Power BI failed to connect  Thrift/HTTP errors</w:t>
             </w:r>
           </w:p>
         </w:tc>
@@ -4947,29 +4672,7 @@
               <w:rPr>
                 <w:rFonts w:cs="Times New Roman"/>
               </w:rPr>
-              <w:t xml:space="preserve">Removed prints, moved secrets to Databricks secret scope; added doc to use </w:t>
-            </w:r>
-            <w:proofErr w:type="spellStart"/>
-            <w:proofErr w:type="gramStart"/>
-            <w:r>
-              <w:rPr>
-                <w:rFonts w:cs="Times New Roman"/>
-              </w:rPr>
-              <w:t>dbutils.secrets.get</w:t>
-            </w:r>
-            <w:proofErr w:type="spellEnd"/>
-            <w:r>
-              <w:rPr>
-                <w:rFonts w:cs="Times New Roman"/>
-              </w:rPr>
-              <w:t>(</w:t>
-            </w:r>
-            <w:proofErr w:type="gramEnd"/>
-            <w:r>
-              <w:rPr>
-                <w:rFonts w:cs="Times New Roman"/>
-              </w:rPr>
-              <w:t>)</w:t>
+              <w:t>Removed prints, moved secrets to Databricks secret scope; added doc to use dbutils.secrets.get()</w:t>
             </w:r>
           </w:p>
         </w:tc>
@@ -5628,21 +5331,7 @@
         <w:rPr>
           <w:rFonts w:cs="Times New Roman"/>
         </w:rPr>
-        <w:t xml:space="preserve"> respectively. Such high scores show the possibility of generalising the model without any severe overfitting. The trained model was stored under the DBFS path /</w:t>
-      </w:r>
-      <w:proofErr w:type="spellStart"/>
-      <w:r>
-        <w:rPr>
-          <w:rFonts w:cs="Times New Roman"/>
-        </w:rPr>
-        <w:t>dbfs</w:t>
-      </w:r>
-      <w:proofErr w:type="spellEnd"/>
-      <w:r>
-        <w:rPr>
-          <w:rFonts w:cs="Times New Roman"/>
-        </w:rPr>
-        <w:t>/</w:t>
+        <w:t xml:space="preserve"> respectively. Such high scores show the possibility of generalising the model without any severe overfitting. The trained model was stored under the DBFS path /dbfs/</w:t>
       </w:r>
       <w:r>
         <w:rPr>
@@ -5654,16 +5343,8 @@
         <w:rPr>
           <w:rFonts w:cs="Times New Roman"/>
         </w:rPr>
-        <w:t>/models/</w:t>
-      </w:r>
-      <w:proofErr w:type="spellStart"/>
-      <w:r>
-        <w:rPr>
-          <w:rFonts w:cs="Times New Roman"/>
-        </w:rPr>
-        <w:t>rf_demo.pkl</w:t>
-      </w:r>
-      <w:proofErr w:type="spellEnd"/>
+        <w:t>/models/rf_demo.pkl</w:t>
+      </w:r>
       <w:r>
         <w:rPr>
           <w:rFonts w:cs="Times New Roman"/>
@@ -5832,75 +5513,33 @@
         <w:rPr>
           <w:rFonts w:cs="Times New Roman"/>
         </w:rPr>
-        <w:t xml:space="preserve">During the development of the cloud pipeline, several issues have been encountered, which required </w:t>
-      </w:r>
-      <w:proofErr w:type="gramStart"/>
-      <w:r>
-        <w:rPr>
-          <w:rFonts w:cs="Times New Roman"/>
-        </w:rPr>
-        <w:t>particular solutions</w:t>
-      </w:r>
-      <w:proofErr w:type="gramEnd"/>
-      <w:r>
-        <w:rPr>
-          <w:rFonts w:cs="Times New Roman"/>
-        </w:rPr>
-        <w:t xml:space="preserve"> to ensure the continuity and reliability of the working process. One of the gravest issues on Databricks was cluster configuration. The initial compute cluster was not uncovering the information on the JDBC connection needed to be integrated with Power BI, and it continued to fail to connect. This was relieved by altering the nature of the cluster and authentication to ensure that they can be integrated with the Databricks and Spark connectors.</w:t>
-      </w:r>
-    </w:p>
-    <w:p>
-      <w:pPr>
-        <w:rPr>
-          <w:rFonts w:cs="Times New Roman"/>
-        </w:rPr>
-      </w:pPr>
-      <w:r>
-        <w:rPr>
-          <w:rFonts w:cs="Times New Roman"/>
-        </w:rPr>
-        <w:t xml:space="preserve">Another problem was the inconsistency in timestamps formatting of the raw data. The </w:t>
-      </w:r>
-      <w:proofErr w:type="spellStart"/>
-      <w:r>
-        <w:rPr>
-          <w:rFonts w:cs="Times New Roman"/>
-        </w:rPr>
-        <w:t>InvoiceDate</w:t>
-      </w:r>
-      <w:proofErr w:type="spellEnd"/>
-      <w:r>
-        <w:rPr>
-          <w:rFonts w:cs="Times New Roman"/>
-        </w:rPr>
-        <w:t xml:space="preserve"> column was of mixed type, and it could not be read in the ETL. The solution to this issue was a typical pattern conversion plan of timestamps, with the application of Spark functions of versatile pattern matching. There were also rows with negative or invalid numerical values of Quantity and Unitprice. These were countered by cleaning rules, which filtered out corrupt or invalid information.</w:t>
-      </w:r>
-    </w:p>
-    <w:p>
-      <w:pPr>
-        <w:rPr>
-          <w:rFonts w:cs="Times New Roman"/>
-        </w:rPr>
-      </w:pPr>
-      <w:r>
-        <w:rPr>
-          <w:rFonts w:cs="Times New Roman"/>
-        </w:rPr>
-        <w:t xml:space="preserve">The keys of Event Hubs and Databricks required additional security policies. Secrets were manipulated </w:t>
-      </w:r>
-      <w:proofErr w:type="gramStart"/>
-      <w:r>
-        <w:rPr>
-          <w:rFonts w:cs="Times New Roman"/>
-        </w:rPr>
-        <w:t>through the use of</w:t>
-      </w:r>
-      <w:proofErr w:type="gramEnd"/>
-      <w:r>
-        <w:rPr>
-          <w:rFonts w:cs="Times New Roman"/>
-        </w:rPr>
-        <w:t xml:space="preserve"> environment variables and Databricks utilities since it was necessary to prevent the possible exposure of secrets. These mitigation practices were geared towards making sure that the production resultant pipeline was secure, stable and production.</w:t>
+        <w:t>During the development of the cloud pipeline, several issues have been encountered, which required particular solutions to ensure the continuity and reliability of the working process. One of the gravest issues on Databricks was cluster configuration. The initial compute cluster was not uncovering the information on the JDBC connection needed to be integrated with Power BI, and it continued to fail to connect. This was relieved by altering the nature of the cluster and authentication to ensure that they can be integrated with the Databricks and Spark connectors.</w:t>
+      </w:r>
+    </w:p>
+    <w:p>
+      <w:pPr>
+        <w:rPr>
+          <w:rFonts w:cs="Times New Roman"/>
+        </w:rPr>
+      </w:pPr>
+      <w:r>
+        <w:rPr>
+          <w:rFonts w:cs="Times New Roman"/>
+        </w:rPr>
+        <w:t>Another problem was the inconsistency in timestamps formatting of the raw data. The InvoiceDate column was of mixed type, and it could not be read in the ETL. The solution to this issue was a typical pattern conversion plan of timestamps, with the application of Spark functions of versatile pattern matching. There were also rows with negative or invalid numerical values of Quantity and Unitprice. These were countered by cleaning rules, which filtered out corrupt or invalid information.</w:t>
+      </w:r>
+    </w:p>
+    <w:p>
+      <w:pPr>
+        <w:rPr>
+          <w:rFonts w:cs="Times New Roman"/>
+        </w:rPr>
+      </w:pPr>
+      <w:r>
+        <w:rPr>
+          <w:rFonts w:cs="Times New Roman"/>
+        </w:rPr>
+        <w:t>The keys of Event Hubs and Databricks required additional security policies. Secrets were manipulated through the use of environment variables and Databricks utilities since it was necessary to prevent the possible exposure of secrets. These mitigation practices were geared towards making sure that the production resultant pipeline was secure, stable and production.</w:t>
       </w:r>
     </w:p>
     <w:p>
@@ -6115,19 +5754,11 @@
           <w:rFonts w:cs="Times New Roman"/>
         </w:rPr>
       </w:pPr>
-      <w:proofErr w:type="spellStart"/>
-      <w:r>
-        <w:rPr>
-          <w:rFonts w:cs="Times New Roman"/>
-        </w:rPr>
-        <w:t>josearper</w:t>
-      </w:r>
-      <w:proofErr w:type="spellEnd"/>
-      <w:r>
-        <w:rPr>
-          <w:rFonts w:cs="Times New Roman"/>
-        </w:rPr>
-        <w:t xml:space="preserve"> (2025). </w:t>
+      <w:r>
+        <w:rPr>
+          <w:rFonts w:cs="Times New Roman"/>
+        </w:rPr>
+        <w:t>josearper (2025). </w:t>
       </w:r>
       <w:r>
         <w:rPr>
@@ -6135,18 +5766,8 @@
           <w:i/>
           <w:iCs/>
         </w:rPr>
-        <w:t xml:space="preserve">Create a Modern Analytics Architecture by Using Azure Databricks - Azure Architecture </w:t>
-      </w:r>
-      <w:proofErr w:type="spellStart"/>
-      <w:r>
-        <w:rPr>
-          <w:rFonts w:cs="Times New Roman"/>
-          <w:i/>
-          <w:iCs/>
-        </w:rPr>
-        <w:t>Center</w:t>
-      </w:r>
-      <w:proofErr w:type="spellEnd"/>
+        <w:t>Create a Modern Analytics Architecture by Using Azure Databricks - Azure Architecture Center</w:t>
+      </w:r>
       <w:r>
         <w:rPr>
           <w:rFonts w:cs="Times New Roman"/>

--- a/DAT801A Big Data Architecture and Management_A3.docx
+++ b/DAT801A Big Data Architecture and Management_A3.docx
@@ -234,7 +234,7 @@
           <w:rFonts w:cs="Times New Roman"/>
         </w:rPr>
       </w:pPr>
-      <w:bookmarkStart w:id="0" w:name="_Toc214287965"/>
+      <w:bookmarkStart w:id="0" w:name="_Toc214293837"/>
       <w:r>
         <w:rPr>
           <w:rFonts w:cs="Times New Roman"/>
@@ -266,20 +266,62 @@
         <w:rPr>
           <w:rFonts w:cs="Times New Roman"/>
         </w:rPr>
-        <w:t xml:space="preserve"> architecture. The solution implemented uses a modular, scalable, and cost-effective architecture based on Azure Storage to land the raw data, Azure Event Hubs to optionally ingest the raw data in real-time, and Databricks to process, experiment with machine learning, and optimise Delta Lake. With such an architecture, data is introduced into the system and converted into a refined analytics-ready format. The solution has a batch workflow and can be totally extended to real-time streaming with minimum changes in the configuration. In the implementation, the raw data of sales transactions was loaded, scanned, and converted after cleaning with PySpark. An ETL workflow was designed, which means that it had to include timestamp parsing, data type casting, data ignoring corruption, TotalPrice engineering, and delivering the results in a Delta Lake table. The scikit-learn was used to implement a basic regression model with a machine learning component, and the experiments were automatically logged with Databricks MLflow.</w:t>
-      </w:r>
-    </w:p>
-    <w:p>
-      <w:pPr>
-        <w:rPr>
-          <w:rFonts w:cs="Times New Roman"/>
-        </w:rPr>
-      </w:pPr>
-      <w:r>
-        <w:rPr>
-          <w:rFonts w:cs="Times New Roman"/>
-        </w:rPr>
-        <w:t>The completed deliverable was a Delta table (dat801_db.sales_processed) that was analytics-ready and visual dashboards that were developed in Databricks. The pipeline complies with industry standards in relation to reproducibility, auditability and performance. The project manages to show how Azure and Databricks may be applied in cooperation with each other to provide a highly scalable and modern cloud data engineering flow.</w:t>
+        <w:t xml:space="preserve"> architecture. The solution implemented uses a modular, scalable, and cost-effective architecture based on Azure Storage to land the raw data, Azure Event Hubs to optionally ingest the raw data in real-time, and Databricks to process, experiment with machine learning, and optimise Delta Lake. With such an architecture, data is introduced into the system and converted into a refined analytics-ready format. The solution has a batch workflow and can be totally extended to real-time streaming with minimum changes in the configuration. In the implementation, the raw data of sales transactions was loaded, scanned, and converted after cleaning with </w:t>
+      </w:r>
+      <w:proofErr w:type="spellStart"/>
+      <w:r>
+        <w:rPr>
+          <w:rFonts w:cs="Times New Roman"/>
+        </w:rPr>
+        <w:t>PySpark</w:t>
+      </w:r>
+      <w:proofErr w:type="spellEnd"/>
+      <w:r>
+        <w:rPr>
+          <w:rFonts w:cs="Times New Roman"/>
+        </w:rPr>
+        <w:t xml:space="preserve">. An ETL workflow was designed, which means that it had to include timestamp parsing, data type casting, data ignoring corruption, TotalPrice engineering, and delivering the results in a Delta Lake table. The scikit-learn was used to implement a basic regression model with a machine learning component, and the experiments were automatically logged with Databricks </w:t>
+      </w:r>
+      <w:proofErr w:type="spellStart"/>
+      <w:r>
+        <w:rPr>
+          <w:rFonts w:cs="Times New Roman"/>
+        </w:rPr>
+        <w:t>MLflow</w:t>
+      </w:r>
+      <w:proofErr w:type="spellEnd"/>
+      <w:r>
+        <w:rPr>
+          <w:rFonts w:cs="Times New Roman"/>
+        </w:rPr>
+        <w:t>.</w:t>
+      </w:r>
+    </w:p>
+    <w:p>
+      <w:pPr>
+        <w:rPr>
+          <w:rFonts w:cs="Times New Roman"/>
+        </w:rPr>
+      </w:pPr>
+      <w:r>
+        <w:rPr>
+          <w:rFonts w:cs="Times New Roman"/>
+        </w:rPr>
+        <w:t>The completed deliverable was a Delta table (dat801_</w:t>
+      </w:r>
+      <w:proofErr w:type="gramStart"/>
+      <w:r>
+        <w:rPr>
+          <w:rFonts w:cs="Times New Roman"/>
+        </w:rPr>
+        <w:t>db.sales</w:t>
+      </w:r>
+      <w:proofErr w:type="gramEnd"/>
+      <w:r>
+        <w:rPr>
+          <w:rFonts w:cs="Times New Roman"/>
+        </w:rPr>
+        <w:t>_processed) that was analytics-ready and visual dashboards that were developed in Databricks. The pipeline complies with industry standards in relation to reproducibility, auditability and performance. The project manages to show how Azure and Databricks may be applied in cooperation with each other to provide a highly scalable and modern cloud data engineering flow.</w:t>
       </w:r>
     </w:p>
     <w:p>
@@ -434,7 +476,7 @@
               <w:tab w:val="right" w:leader="dot" w:pos="9016"/>
             </w:tabs>
             <w:rPr>
-              <w:rFonts w:eastAsiaTheme="minorEastAsia" w:cs="Times New Roman"/>
+              <w:rFonts w:asciiTheme="minorHAnsi" w:eastAsiaTheme="minorEastAsia" w:hAnsiTheme="minorHAnsi"/>
               <w:noProof/>
               <w:szCs w:val="21"/>
               <w:lang w:eastAsia="en-IN" w:bidi="hi-IN"/>
@@ -458,7 +500,7 @@
             </w:rPr>
             <w:fldChar w:fldCharType="separate"/>
           </w:r>
-          <w:hyperlink w:anchor="_Toc214287965" w:history="1">
+          <w:hyperlink w:anchor="_Toc214293837" w:history="1">
             <w:r>
               <w:rPr>
                 <w:rStyle w:val="Hyperlink"/>
@@ -469,7 +511,6 @@
             </w:r>
             <w:r>
               <w:rPr>
-                <w:rFonts w:cs="Times New Roman"/>
                 <w:noProof/>
                 <w:webHidden/>
               </w:rPr>
@@ -477,7 +518,6 @@
             </w:r>
             <w:r>
               <w:rPr>
-                <w:rFonts w:cs="Times New Roman"/>
                 <w:noProof/>
                 <w:webHidden/>
               </w:rPr>
@@ -485,22 +525,19 @@
             </w:r>
             <w:r>
               <w:rPr>
-                <w:rFonts w:cs="Times New Roman"/>
-                <w:noProof/>
-                <w:webHidden/>
-              </w:rPr>
-              <w:instrText xml:space="preserve"> PAGEREF _Toc214287965 \h </w:instrText>
-            </w:r>
-            <w:r>
-              <w:rPr>
-                <w:rFonts w:cs="Times New Roman"/>
-                <w:noProof/>
-                <w:webHidden/>
-              </w:rPr>
-            </w:r>
-            <w:r>
-              <w:rPr>
-                <w:rFonts w:cs="Times New Roman"/>
+                <w:noProof/>
+                <w:webHidden/>
+              </w:rPr>
+              <w:instrText xml:space="preserve"> PAGEREF _Toc214293837 \h </w:instrText>
+            </w:r>
+            <w:r>
+              <w:rPr>
+                <w:noProof/>
+                <w:webHidden/>
+              </w:rPr>
+            </w:r>
+            <w:r>
+              <w:rPr>
                 <w:noProof/>
                 <w:webHidden/>
               </w:rPr>
@@ -508,7 +545,6 @@
             </w:r>
             <w:r>
               <w:rPr>
-                <w:rFonts w:cs="Times New Roman"/>
                 <w:noProof/>
                 <w:webHidden/>
               </w:rPr>
@@ -516,7 +552,6 @@
             </w:r>
             <w:r>
               <w:rPr>
-                <w:rFonts w:cs="Times New Roman"/>
                 <w:noProof/>
                 <w:webHidden/>
               </w:rPr>
@@ -531,13 +566,13 @@
               <w:tab w:val="right" w:leader="dot" w:pos="9016"/>
             </w:tabs>
             <w:rPr>
-              <w:rFonts w:eastAsiaTheme="minorEastAsia" w:cs="Times New Roman"/>
+              <w:rFonts w:asciiTheme="minorHAnsi" w:eastAsiaTheme="minorEastAsia" w:hAnsiTheme="minorHAnsi"/>
               <w:noProof/>
               <w:szCs w:val="21"/>
               <w:lang w:eastAsia="en-IN" w:bidi="hi-IN"/>
             </w:rPr>
           </w:pPr>
-          <w:hyperlink w:anchor="_Toc214287966" w:history="1">
+          <w:hyperlink w:anchor="_Toc214293838" w:history="1">
             <w:r>
               <w:rPr>
                 <w:rStyle w:val="Hyperlink"/>
@@ -548,7 +583,6 @@
             </w:r>
             <w:r>
               <w:rPr>
-                <w:rFonts w:cs="Times New Roman"/>
                 <w:noProof/>
                 <w:webHidden/>
               </w:rPr>
@@ -556,7 +590,6 @@
             </w:r>
             <w:r>
               <w:rPr>
-                <w:rFonts w:cs="Times New Roman"/>
                 <w:noProof/>
                 <w:webHidden/>
               </w:rPr>
@@ -564,22 +597,19 @@
             </w:r>
             <w:r>
               <w:rPr>
-                <w:rFonts w:cs="Times New Roman"/>
-                <w:noProof/>
-                <w:webHidden/>
-              </w:rPr>
-              <w:instrText xml:space="preserve"> PAGEREF _Toc214287966 \h </w:instrText>
-            </w:r>
-            <w:r>
-              <w:rPr>
-                <w:rFonts w:cs="Times New Roman"/>
-                <w:noProof/>
-                <w:webHidden/>
-              </w:rPr>
-            </w:r>
-            <w:r>
-              <w:rPr>
-                <w:rFonts w:cs="Times New Roman"/>
+                <w:noProof/>
+                <w:webHidden/>
+              </w:rPr>
+              <w:instrText xml:space="preserve"> PAGEREF _Toc214293838 \h </w:instrText>
+            </w:r>
+            <w:r>
+              <w:rPr>
+                <w:noProof/>
+                <w:webHidden/>
+              </w:rPr>
+            </w:r>
+            <w:r>
+              <w:rPr>
                 <w:noProof/>
                 <w:webHidden/>
               </w:rPr>
@@ -587,15 +617,13 @@
             </w:r>
             <w:r>
               <w:rPr>
-                <w:rFonts w:cs="Times New Roman"/>
-                <w:noProof/>
-                <w:webHidden/>
-              </w:rPr>
-              <w:t>4</w:t>
-            </w:r>
-            <w:r>
-              <w:rPr>
-                <w:rFonts w:cs="Times New Roman"/>
+                <w:noProof/>
+                <w:webHidden/>
+              </w:rPr>
+              <w:t>5</w:t>
+            </w:r>
+            <w:r>
+              <w:rPr>
                 <w:noProof/>
                 <w:webHidden/>
               </w:rPr>
@@ -610,24 +638,95 @@
               <w:tab w:val="right" w:leader="dot" w:pos="9016"/>
             </w:tabs>
             <w:rPr>
-              <w:rFonts w:eastAsiaTheme="minorEastAsia" w:cs="Times New Roman"/>
+              <w:rFonts w:asciiTheme="minorHAnsi" w:eastAsiaTheme="minorEastAsia" w:hAnsiTheme="minorHAnsi"/>
               <w:noProof/>
               <w:szCs w:val="21"/>
               <w:lang w:eastAsia="en-IN" w:bidi="hi-IN"/>
             </w:rPr>
           </w:pPr>
-          <w:hyperlink w:anchor="_Toc214287967" w:history="1">
+          <w:hyperlink w:anchor="_Toc214293839" w:history="1">
             <w:r>
               <w:rPr>
                 <w:rStyle w:val="Hyperlink"/>
                 <w:rFonts w:cs="Times New Roman"/>
                 <w:noProof/>
               </w:rPr>
+              <w:t>Prototype Planning</w:t>
+            </w:r>
+            <w:r>
+              <w:rPr>
+                <w:noProof/>
+                <w:webHidden/>
+              </w:rPr>
+              <w:tab/>
+            </w:r>
+            <w:r>
+              <w:rPr>
+                <w:noProof/>
+                <w:webHidden/>
+              </w:rPr>
+              <w:fldChar w:fldCharType="begin"/>
+            </w:r>
+            <w:r>
+              <w:rPr>
+                <w:noProof/>
+                <w:webHidden/>
+              </w:rPr>
+              <w:instrText xml:space="preserve"> PAGEREF _Toc214293839 \h </w:instrText>
+            </w:r>
+            <w:r>
+              <w:rPr>
+                <w:noProof/>
+                <w:webHidden/>
+              </w:rPr>
+            </w:r>
+            <w:r>
+              <w:rPr>
+                <w:noProof/>
+                <w:webHidden/>
+              </w:rPr>
+              <w:fldChar w:fldCharType="separate"/>
+            </w:r>
+            <w:r>
+              <w:rPr>
+                <w:noProof/>
+                <w:webHidden/>
+              </w:rPr>
+              <w:t>6</w:t>
+            </w:r>
+            <w:r>
+              <w:rPr>
+                <w:noProof/>
+                <w:webHidden/>
+              </w:rPr>
+              <w:fldChar w:fldCharType="end"/>
+            </w:r>
+          </w:hyperlink>
+        </w:p>
+        <w:p>
+          <w:pPr>
+            <w:pStyle w:val="TOC1"/>
+            <w:tabs>
+              <w:tab w:val="right" w:leader="dot" w:pos="9016"/>
+            </w:tabs>
+            <w:rPr>
+              <w:rFonts w:asciiTheme="minorHAnsi" w:eastAsiaTheme="minorEastAsia" w:hAnsiTheme="minorHAnsi"/>
+              <w:noProof/>
+              <w:szCs w:val="21"/>
+              <w:lang w:eastAsia="en-IN" w:bidi="hi-IN"/>
+            </w:rPr>
+          </w:pPr>
+          <w:hyperlink w:anchor="_Toc214293840" w:history="1">
+            <w:r>
+              <w:rPr>
+                <w:rStyle w:val="Hyperlink"/>
+                <w:rFonts w:cs="Times New Roman"/>
+                <w:noProof/>
+              </w:rPr>
               <w:t>Architecture Overview</w:t>
             </w:r>
             <w:r>
               <w:rPr>
-                <w:rFonts w:cs="Times New Roman"/>
                 <w:noProof/>
                 <w:webHidden/>
               </w:rPr>
@@ -635,7 +734,6 @@
             </w:r>
             <w:r>
               <w:rPr>
-                <w:rFonts w:cs="Times New Roman"/>
                 <w:noProof/>
                 <w:webHidden/>
               </w:rPr>
@@ -643,22 +741,19 @@
             </w:r>
             <w:r>
               <w:rPr>
-                <w:rFonts w:cs="Times New Roman"/>
-                <w:noProof/>
-                <w:webHidden/>
-              </w:rPr>
-              <w:instrText xml:space="preserve"> PAGEREF _Toc214287967 \h </w:instrText>
-            </w:r>
-            <w:r>
-              <w:rPr>
-                <w:rFonts w:cs="Times New Roman"/>
-                <w:noProof/>
-                <w:webHidden/>
-              </w:rPr>
-            </w:r>
-            <w:r>
-              <w:rPr>
-                <w:rFonts w:cs="Times New Roman"/>
+                <w:noProof/>
+                <w:webHidden/>
+              </w:rPr>
+              <w:instrText xml:space="preserve"> PAGEREF _Toc214293840 \h </w:instrText>
+            </w:r>
+            <w:r>
+              <w:rPr>
+                <w:noProof/>
+                <w:webHidden/>
+              </w:rPr>
+            </w:r>
+            <w:r>
+              <w:rPr>
                 <w:noProof/>
                 <w:webHidden/>
               </w:rPr>
@@ -666,15 +761,13 @@
             </w:r>
             <w:r>
               <w:rPr>
-                <w:rFonts w:cs="Times New Roman"/>
-                <w:noProof/>
-                <w:webHidden/>
-              </w:rPr>
-              <w:t>5</w:t>
-            </w:r>
-            <w:r>
-              <w:rPr>
-                <w:rFonts w:cs="Times New Roman"/>
+                <w:noProof/>
+                <w:webHidden/>
+              </w:rPr>
+              <w:t>6</w:t>
+            </w:r>
+            <w:r>
+              <w:rPr>
                 <w:noProof/>
                 <w:webHidden/>
               </w:rPr>
@@ -689,13 +782,13 @@
               <w:tab w:val="right" w:leader="dot" w:pos="9016"/>
             </w:tabs>
             <w:rPr>
-              <w:rFonts w:eastAsiaTheme="minorEastAsia" w:cs="Times New Roman"/>
+              <w:rFonts w:asciiTheme="minorHAnsi" w:eastAsiaTheme="minorEastAsia" w:hAnsiTheme="minorHAnsi"/>
               <w:noProof/>
               <w:szCs w:val="21"/>
               <w:lang w:eastAsia="en-IN" w:bidi="hi-IN"/>
             </w:rPr>
           </w:pPr>
-          <w:hyperlink w:anchor="_Toc214287968" w:history="1">
+          <w:hyperlink w:anchor="_Toc214293841" w:history="1">
             <w:r>
               <w:rPr>
                 <w:rStyle w:val="Hyperlink"/>
@@ -706,7 +799,6 @@
             </w:r>
             <w:r>
               <w:rPr>
-                <w:rFonts w:cs="Times New Roman"/>
                 <w:noProof/>
                 <w:webHidden/>
               </w:rPr>
@@ -714,7 +806,6 @@
             </w:r>
             <w:r>
               <w:rPr>
-                <w:rFonts w:cs="Times New Roman"/>
                 <w:noProof/>
                 <w:webHidden/>
               </w:rPr>
@@ -722,22 +813,19 @@
             </w:r>
             <w:r>
               <w:rPr>
-                <w:rFonts w:cs="Times New Roman"/>
-                <w:noProof/>
-                <w:webHidden/>
-              </w:rPr>
-              <w:instrText xml:space="preserve"> PAGEREF _Toc214287968 \h </w:instrText>
-            </w:r>
-            <w:r>
-              <w:rPr>
-                <w:rFonts w:cs="Times New Roman"/>
-                <w:noProof/>
-                <w:webHidden/>
-              </w:rPr>
-            </w:r>
-            <w:r>
-              <w:rPr>
-                <w:rFonts w:cs="Times New Roman"/>
+                <w:noProof/>
+                <w:webHidden/>
+              </w:rPr>
+              <w:instrText xml:space="preserve"> PAGEREF _Toc214293841 \h </w:instrText>
+            </w:r>
+            <w:r>
+              <w:rPr>
+                <w:noProof/>
+                <w:webHidden/>
+              </w:rPr>
+            </w:r>
+            <w:r>
+              <w:rPr>
                 <w:noProof/>
                 <w:webHidden/>
               </w:rPr>
@@ -745,15 +833,84 @@
             </w:r>
             <w:r>
               <w:rPr>
-                <w:rFonts w:cs="Times New Roman"/>
-                <w:noProof/>
-                <w:webHidden/>
-              </w:rPr>
-              <w:t>5</w:t>
-            </w:r>
-            <w:r>
-              <w:rPr>
-                <w:rFonts w:cs="Times New Roman"/>
+                <w:noProof/>
+                <w:webHidden/>
+              </w:rPr>
+              <w:t>6</w:t>
+            </w:r>
+            <w:r>
+              <w:rPr>
+                <w:noProof/>
+                <w:webHidden/>
+              </w:rPr>
+              <w:fldChar w:fldCharType="end"/>
+            </w:r>
+          </w:hyperlink>
+        </w:p>
+        <w:p>
+          <w:pPr>
+            <w:pStyle w:val="TOC1"/>
+            <w:tabs>
+              <w:tab w:val="right" w:leader="dot" w:pos="9016"/>
+            </w:tabs>
+            <w:rPr>
+              <w:rFonts w:asciiTheme="minorHAnsi" w:eastAsiaTheme="minorEastAsia" w:hAnsiTheme="minorHAnsi"/>
+              <w:noProof/>
+              <w:szCs w:val="21"/>
+              <w:lang w:eastAsia="en-IN" w:bidi="hi-IN"/>
+            </w:rPr>
+          </w:pPr>
+          <w:hyperlink w:anchor="_Toc214293842" w:history="1">
+            <w:r>
+              <w:rPr>
+                <w:rStyle w:val="Hyperlink"/>
+                <w:noProof/>
+              </w:rPr>
+              <w:t>Implementation of prototype</w:t>
+            </w:r>
+            <w:r>
+              <w:rPr>
+                <w:noProof/>
+                <w:webHidden/>
+              </w:rPr>
+              <w:tab/>
+            </w:r>
+            <w:r>
+              <w:rPr>
+                <w:noProof/>
+                <w:webHidden/>
+              </w:rPr>
+              <w:fldChar w:fldCharType="begin"/>
+            </w:r>
+            <w:r>
+              <w:rPr>
+                <w:noProof/>
+                <w:webHidden/>
+              </w:rPr>
+              <w:instrText xml:space="preserve"> PAGEREF _Toc214293842 \h </w:instrText>
+            </w:r>
+            <w:r>
+              <w:rPr>
+                <w:noProof/>
+                <w:webHidden/>
+              </w:rPr>
+            </w:r>
+            <w:r>
+              <w:rPr>
+                <w:noProof/>
+                <w:webHidden/>
+              </w:rPr>
+              <w:fldChar w:fldCharType="separate"/>
+            </w:r>
+            <w:r>
+              <w:rPr>
+                <w:noProof/>
+                <w:webHidden/>
+              </w:rPr>
+              <w:t>6</w:t>
+            </w:r>
+            <w:r>
+              <w:rPr>
                 <w:noProof/>
                 <w:webHidden/>
               </w:rPr>
@@ -768,13 +925,13 @@
               <w:tab w:val="right" w:leader="dot" w:pos="9016"/>
             </w:tabs>
             <w:rPr>
-              <w:rFonts w:eastAsiaTheme="minorEastAsia" w:cs="Times New Roman"/>
+              <w:rFonts w:asciiTheme="minorHAnsi" w:eastAsiaTheme="minorEastAsia" w:hAnsiTheme="minorHAnsi"/>
               <w:noProof/>
               <w:szCs w:val="21"/>
               <w:lang w:eastAsia="en-IN" w:bidi="hi-IN"/>
             </w:rPr>
           </w:pPr>
-          <w:hyperlink w:anchor="_Toc214287969" w:history="1">
+          <w:hyperlink w:anchor="_Toc214293843" w:history="1">
             <w:r>
               <w:rPr>
                 <w:rStyle w:val="Hyperlink"/>
@@ -785,7 +942,6 @@
             </w:r>
             <w:r>
               <w:rPr>
-                <w:rFonts w:cs="Times New Roman"/>
                 <w:noProof/>
                 <w:webHidden/>
               </w:rPr>
@@ -793,7 +949,6 @@
             </w:r>
             <w:r>
               <w:rPr>
-                <w:rFonts w:cs="Times New Roman"/>
                 <w:noProof/>
                 <w:webHidden/>
               </w:rPr>
@@ -801,22 +956,19 @@
             </w:r>
             <w:r>
               <w:rPr>
-                <w:rFonts w:cs="Times New Roman"/>
-                <w:noProof/>
-                <w:webHidden/>
-              </w:rPr>
-              <w:instrText xml:space="preserve"> PAGEREF _Toc214287969 \h </w:instrText>
-            </w:r>
-            <w:r>
-              <w:rPr>
-                <w:rFonts w:cs="Times New Roman"/>
-                <w:noProof/>
-                <w:webHidden/>
-              </w:rPr>
-            </w:r>
-            <w:r>
-              <w:rPr>
-                <w:rFonts w:cs="Times New Roman"/>
+                <w:noProof/>
+                <w:webHidden/>
+              </w:rPr>
+              <w:instrText xml:space="preserve"> PAGEREF _Toc214293843 \h </w:instrText>
+            </w:r>
+            <w:r>
+              <w:rPr>
+                <w:noProof/>
+                <w:webHidden/>
+              </w:rPr>
+            </w:r>
+            <w:r>
+              <w:rPr>
                 <w:noProof/>
                 <w:webHidden/>
               </w:rPr>
@@ -824,15 +976,13 @@
             </w:r>
             <w:r>
               <w:rPr>
-                <w:rFonts w:cs="Times New Roman"/>
-                <w:noProof/>
-                <w:webHidden/>
-              </w:rPr>
-              <w:t>11</w:t>
-            </w:r>
-            <w:r>
-              <w:rPr>
-                <w:rFonts w:cs="Times New Roman"/>
+                <w:noProof/>
+                <w:webHidden/>
+              </w:rPr>
+              <w:t>10</w:t>
+            </w:r>
+            <w:r>
+              <w:rPr>
                 <w:noProof/>
                 <w:webHidden/>
               </w:rPr>
@@ -847,13 +997,13 @@
               <w:tab w:val="right" w:leader="dot" w:pos="9016"/>
             </w:tabs>
             <w:rPr>
-              <w:rFonts w:eastAsiaTheme="minorEastAsia" w:cs="Times New Roman"/>
+              <w:rFonts w:asciiTheme="minorHAnsi" w:eastAsiaTheme="minorEastAsia" w:hAnsiTheme="minorHAnsi"/>
               <w:noProof/>
               <w:szCs w:val="21"/>
               <w:lang w:eastAsia="en-IN" w:bidi="hi-IN"/>
             </w:rPr>
           </w:pPr>
-          <w:hyperlink w:anchor="_Toc214287970" w:history="1">
+          <w:hyperlink w:anchor="_Toc214293844" w:history="1">
             <w:r>
               <w:rPr>
                 <w:rStyle w:val="Hyperlink"/>
@@ -864,7 +1014,6 @@
             </w:r>
             <w:r>
               <w:rPr>
-                <w:rFonts w:cs="Times New Roman"/>
                 <w:noProof/>
                 <w:webHidden/>
               </w:rPr>
@@ -872,7 +1021,6 @@
             </w:r>
             <w:r>
               <w:rPr>
-                <w:rFonts w:cs="Times New Roman"/>
                 <w:noProof/>
                 <w:webHidden/>
               </w:rPr>
@@ -880,22 +1028,19 @@
             </w:r>
             <w:r>
               <w:rPr>
-                <w:rFonts w:cs="Times New Roman"/>
-                <w:noProof/>
-                <w:webHidden/>
-              </w:rPr>
-              <w:instrText xml:space="preserve"> PAGEREF _Toc214287970 \h </w:instrText>
-            </w:r>
-            <w:r>
-              <w:rPr>
-                <w:rFonts w:cs="Times New Roman"/>
-                <w:noProof/>
-                <w:webHidden/>
-              </w:rPr>
-            </w:r>
-            <w:r>
-              <w:rPr>
-                <w:rFonts w:cs="Times New Roman"/>
+                <w:noProof/>
+                <w:webHidden/>
+              </w:rPr>
+              <w:instrText xml:space="preserve"> PAGEREF _Toc214293844 \h </w:instrText>
+            </w:r>
+            <w:r>
+              <w:rPr>
+                <w:noProof/>
+                <w:webHidden/>
+              </w:rPr>
+            </w:r>
+            <w:r>
+              <w:rPr>
                 <w:noProof/>
                 <w:webHidden/>
               </w:rPr>
@@ -903,15 +1048,13 @@
             </w:r>
             <w:r>
               <w:rPr>
-                <w:rFonts w:cs="Times New Roman"/>
-                <w:noProof/>
-                <w:webHidden/>
-              </w:rPr>
-              <w:t>11</w:t>
-            </w:r>
-            <w:r>
-              <w:rPr>
-                <w:rFonts w:cs="Times New Roman"/>
+                <w:noProof/>
+                <w:webHidden/>
+              </w:rPr>
+              <w:t>10</w:t>
+            </w:r>
+            <w:r>
+              <w:rPr>
                 <w:noProof/>
                 <w:webHidden/>
               </w:rPr>
@@ -926,13 +1069,13 @@
               <w:tab w:val="right" w:leader="dot" w:pos="9016"/>
             </w:tabs>
             <w:rPr>
-              <w:rFonts w:eastAsiaTheme="minorEastAsia" w:cs="Times New Roman"/>
+              <w:rFonts w:asciiTheme="minorHAnsi" w:eastAsiaTheme="minorEastAsia" w:hAnsiTheme="minorHAnsi"/>
               <w:noProof/>
               <w:szCs w:val="21"/>
               <w:lang w:eastAsia="en-IN" w:bidi="hi-IN"/>
             </w:rPr>
           </w:pPr>
-          <w:hyperlink w:anchor="_Toc214287971" w:history="1">
+          <w:hyperlink w:anchor="_Toc214293845" w:history="1">
             <w:r>
               <w:rPr>
                 <w:rStyle w:val="Hyperlink"/>
@@ -943,7 +1086,6 @@
             </w:r>
             <w:r>
               <w:rPr>
-                <w:rFonts w:cs="Times New Roman"/>
                 <w:noProof/>
                 <w:webHidden/>
               </w:rPr>
@@ -951,7 +1093,6 @@
             </w:r>
             <w:r>
               <w:rPr>
-                <w:rFonts w:cs="Times New Roman"/>
                 <w:noProof/>
                 <w:webHidden/>
               </w:rPr>
@@ -959,22 +1100,19 @@
             </w:r>
             <w:r>
               <w:rPr>
-                <w:rFonts w:cs="Times New Roman"/>
-                <w:noProof/>
-                <w:webHidden/>
-              </w:rPr>
-              <w:instrText xml:space="preserve"> PAGEREF _Toc214287971 \h </w:instrText>
-            </w:r>
-            <w:r>
-              <w:rPr>
-                <w:rFonts w:cs="Times New Roman"/>
-                <w:noProof/>
-                <w:webHidden/>
-              </w:rPr>
-            </w:r>
-            <w:r>
-              <w:rPr>
-                <w:rFonts w:cs="Times New Roman"/>
+                <w:noProof/>
+                <w:webHidden/>
+              </w:rPr>
+              <w:instrText xml:space="preserve"> PAGEREF _Toc214293845 \h </w:instrText>
+            </w:r>
+            <w:r>
+              <w:rPr>
+                <w:noProof/>
+                <w:webHidden/>
+              </w:rPr>
+            </w:r>
+            <w:r>
+              <w:rPr>
                 <w:noProof/>
                 <w:webHidden/>
               </w:rPr>
@@ -982,15 +1120,13 @@
             </w:r>
             <w:r>
               <w:rPr>
-                <w:rFonts w:cs="Times New Roman"/>
-                <w:noProof/>
-                <w:webHidden/>
-              </w:rPr>
-              <w:t>12</w:t>
-            </w:r>
-            <w:r>
-              <w:rPr>
-                <w:rFonts w:cs="Times New Roman"/>
+                <w:noProof/>
+                <w:webHidden/>
+              </w:rPr>
+              <w:t>10</w:t>
+            </w:r>
+            <w:r>
+              <w:rPr>
                 <w:noProof/>
                 <w:webHidden/>
               </w:rPr>
@@ -1005,24 +1141,22 @@
               <w:tab w:val="right" w:leader="dot" w:pos="9016"/>
             </w:tabs>
             <w:rPr>
-              <w:rFonts w:eastAsiaTheme="minorEastAsia" w:cs="Times New Roman"/>
+              <w:rFonts w:asciiTheme="minorHAnsi" w:eastAsiaTheme="minorEastAsia" w:hAnsiTheme="minorHAnsi"/>
               <w:noProof/>
               <w:szCs w:val="21"/>
               <w:lang w:eastAsia="en-IN" w:bidi="hi-IN"/>
             </w:rPr>
           </w:pPr>
-          <w:hyperlink w:anchor="_Toc214287972" w:history="1">
+          <w:hyperlink w:anchor="_Toc214293846" w:history="1">
             <w:r>
               <w:rPr>
                 <w:rStyle w:val="Hyperlink"/>
-                <w:rFonts w:cs="Times New Roman"/>
-                <w:noProof/>
-              </w:rPr>
-              <w:t>Visualisation</w:t>
-            </w:r>
-            <w:r>
-              <w:rPr>
-                <w:rFonts w:cs="Times New Roman"/>
+                <w:noProof/>
+              </w:rPr>
+              <w:t>Testing of prototype</w:t>
+            </w:r>
+            <w:r>
+              <w:rPr>
                 <w:noProof/>
                 <w:webHidden/>
               </w:rPr>
@@ -1030,7 +1164,6 @@
             </w:r>
             <w:r>
               <w:rPr>
-                <w:rFonts w:cs="Times New Roman"/>
                 <w:noProof/>
                 <w:webHidden/>
               </w:rPr>
@@ -1038,22 +1171,19 @@
             </w:r>
             <w:r>
               <w:rPr>
-                <w:rFonts w:cs="Times New Roman"/>
-                <w:noProof/>
-                <w:webHidden/>
-              </w:rPr>
-              <w:instrText xml:space="preserve"> PAGEREF _Toc214287972 \h </w:instrText>
-            </w:r>
-            <w:r>
-              <w:rPr>
-                <w:rFonts w:cs="Times New Roman"/>
-                <w:noProof/>
-                <w:webHidden/>
-              </w:rPr>
-            </w:r>
-            <w:r>
-              <w:rPr>
-                <w:rFonts w:cs="Times New Roman"/>
+                <w:noProof/>
+                <w:webHidden/>
+              </w:rPr>
+              <w:instrText xml:space="preserve"> PAGEREF _Toc214293846 \h </w:instrText>
+            </w:r>
+            <w:r>
+              <w:rPr>
+                <w:noProof/>
+                <w:webHidden/>
+              </w:rPr>
+            </w:r>
+            <w:r>
+              <w:rPr>
                 <w:noProof/>
                 <w:webHidden/>
               </w:rPr>
@@ -1061,15 +1191,13 @@
             </w:r>
             <w:r>
               <w:rPr>
-                <w:rFonts w:cs="Times New Roman"/>
-                <w:noProof/>
-                <w:webHidden/>
-              </w:rPr>
-              <w:t>15</w:t>
-            </w:r>
-            <w:r>
-              <w:rPr>
-                <w:rFonts w:cs="Times New Roman"/>
+                <w:noProof/>
+                <w:webHidden/>
+              </w:rPr>
+              <w:t>12</w:t>
+            </w:r>
+            <w:r>
+              <w:rPr>
                 <w:noProof/>
                 <w:webHidden/>
               </w:rPr>
@@ -1084,24 +1212,23 @@
               <w:tab w:val="right" w:leader="dot" w:pos="9016"/>
             </w:tabs>
             <w:rPr>
-              <w:rFonts w:eastAsiaTheme="minorEastAsia" w:cs="Times New Roman"/>
+              <w:rFonts w:asciiTheme="minorHAnsi" w:eastAsiaTheme="minorEastAsia" w:hAnsiTheme="minorHAnsi"/>
               <w:noProof/>
               <w:szCs w:val="21"/>
               <w:lang w:eastAsia="en-IN" w:bidi="hi-IN"/>
             </w:rPr>
           </w:pPr>
-          <w:hyperlink w:anchor="_Toc214287973" w:history="1">
+          <w:hyperlink w:anchor="_Toc214293847" w:history="1">
             <w:r>
               <w:rPr>
                 <w:rStyle w:val="Hyperlink"/>
                 <w:rFonts w:cs="Times New Roman"/>
                 <w:noProof/>
               </w:rPr>
-              <w:t>Results &amp; Findings</w:t>
-            </w:r>
-            <w:r>
-              <w:rPr>
-                <w:rFonts w:cs="Times New Roman"/>
+              <w:t>Visualisation</w:t>
+            </w:r>
+            <w:r>
+              <w:rPr>
                 <w:noProof/>
                 <w:webHidden/>
               </w:rPr>
@@ -1109,7 +1236,6 @@
             </w:r>
             <w:r>
               <w:rPr>
-                <w:rFonts w:cs="Times New Roman"/>
                 <w:noProof/>
                 <w:webHidden/>
               </w:rPr>
@@ -1117,22 +1243,19 @@
             </w:r>
             <w:r>
               <w:rPr>
-                <w:rFonts w:cs="Times New Roman"/>
-                <w:noProof/>
-                <w:webHidden/>
-              </w:rPr>
-              <w:instrText xml:space="preserve"> PAGEREF _Toc214287973 \h </w:instrText>
-            </w:r>
-            <w:r>
-              <w:rPr>
-                <w:rFonts w:cs="Times New Roman"/>
-                <w:noProof/>
-                <w:webHidden/>
-              </w:rPr>
-            </w:r>
-            <w:r>
-              <w:rPr>
-                <w:rFonts w:cs="Times New Roman"/>
+                <w:noProof/>
+                <w:webHidden/>
+              </w:rPr>
+              <w:instrText xml:space="preserve"> PAGEREF _Toc214293847 \h </w:instrText>
+            </w:r>
+            <w:r>
+              <w:rPr>
+                <w:noProof/>
+                <w:webHidden/>
+              </w:rPr>
+            </w:r>
+            <w:r>
+              <w:rPr>
                 <w:noProof/>
                 <w:webHidden/>
               </w:rPr>
@@ -1140,15 +1263,13 @@
             </w:r>
             <w:r>
               <w:rPr>
-                <w:rFonts w:cs="Times New Roman"/>
-                <w:noProof/>
-                <w:webHidden/>
-              </w:rPr>
-              <w:t>16</w:t>
-            </w:r>
-            <w:r>
-              <w:rPr>
-                <w:rFonts w:cs="Times New Roman"/>
+                <w:noProof/>
+                <w:webHidden/>
+              </w:rPr>
+              <w:t>14</w:t>
+            </w:r>
+            <w:r>
+              <w:rPr>
                 <w:noProof/>
                 <w:webHidden/>
               </w:rPr>
@@ -1163,24 +1284,23 @@
               <w:tab w:val="right" w:leader="dot" w:pos="9016"/>
             </w:tabs>
             <w:rPr>
-              <w:rFonts w:eastAsiaTheme="minorEastAsia" w:cs="Times New Roman"/>
+              <w:rFonts w:asciiTheme="minorHAnsi" w:eastAsiaTheme="minorEastAsia" w:hAnsiTheme="minorHAnsi"/>
               <w:noProof/>
               <w:szCs w:val="21"/>
               <w:lang w:eastAsia="en-IN" w:bidi="hi-IN"/>
             </w:rPr>
           </w:pPr>
-          <w:hyperlink w:anchor="_Toc214287974" w:history="1">
+          <w:hyperlink w:anchor="_Toc214293848" w:history="1">
             <w:r>
               <w:rPr>
                 <w:rStyle w:val="Hyperlink"/>
                 <w:rFonts w:cs="Times New Roman"/>
                 <w:noProof/>
               </w:rPr>
-              <w:t>Challenges &amp; Mitigation</w:t>
-            </w:r>
-            <w:r>
-              <w:rPr>
-                <w:rFonts w:cs="Times New Roman"/>
+              <w:t>Results &amp; Findings</w:t>
+            </w:r>
+            <w:r>
+              <w:rPr>
                 <w:noProof/>
                 <w:webHidden/>
               </w:rPr>
@@ -1188,7 +1308,6 @@
             </w:r>
             <w:r>
               <w:rPr>
-                <w:rFonts w:cs="Times New Roman"/>
                 <w:noProof/>
                 <w:webHidden/>
               </w:rPr>
@@ -1196,22 +1315,19 @@
             </w:r>
             <w:r>
               <w:rPr>
-                <w:rFonts w:cs="Times New Roman"/>
-                <w:noProof/>
-                <w:webHidden/>
-              </w:rPr>
-              <w:instrText xml:space="preserve"> PAGEREF _Toc214287974 \h </w:instrText>
-            </w:r>
-            <w:r>
-              <w:rPr>
-                <w:rFonts w:cs="Times New Roman"/>
-                <w:noProof/>
-                <w:webHidden/>
-              </w:rPr>
-            </w:r>
-            <w:r>
-              <w:rPr>
-                <w:rFonts w:cs="Times New Roman"/>
+                <w:noProof/>
+                <w:webHidden/>
+              </w:rPr>
+              <w:instrText xml:space="preserve"> PAGEREF _Toc214293848 \h </w:instrText>
+            </w:r>
+            <w:r>
+              <w:rPr>
+                <w:noProof/>
+                <w:webHidden/>
+              </w:rPr>
+            </w:r>
+            <w:r>
+              <w:rPr>
                 <w:noProof/>
                 <w:webHidden/>
               </w:rPr>
@@ -1219,7 +1335,6 @@
             </w:r>
             <w:r>
               <w:rPr>
-                <w:rFonts w:cs="Times New Roman"/>
                 <w:noProof/>
                 <w:webHidden/>
               </w:rPr>
@@ -1227,7 +1342,6 @@
             </w:r>
             <w:r>
               <w:rPr>
-                <w:rFonts w:cs="Times New Roman"/>
                 <w:noProof/>
                 <w:webHidden/>
               </w:rPr>
@@ -1242,24 +1356,23 @@
               <w:tab w:val="right" w:leader="dot" w:pos="9016"/>
             </w:tabs>
             <w:rPr>
-              <w:rFonts w:eastAsiaTheme="minorEastAsia" w:cs="Times New Roman"/>
+              <w:rFonts w:asciiTheme="minorHAnsi" w:eastAsiaTheme="minorEastAsia" w:hAnsiTheme="minorHAnsi"/>
               <w:noProof/>
               <w:szCs w:val="21"/>
               <w:lang w:eastAsia="en-IN" w:bidi="hi-IN"/>
             </w:rPr>
           </w:pPr>
-          <w:hyperlink w:anchor="_Toc214287975" w:history="1">
+          <w:hyperlink w:anchor="_Toc214293849" w:history="1">
             <w:r>
               <w:rPr>
                 <w:rStyle w:val="Hyperlink"/>
                 <w:rFonts w:cs="Times New Roman"/>
                 <w:noProof/>
               </w:rPr>
-              <w:t>Conclusion</w:t>
-            </w:r>
-            <w:r>
-              <w:rPr>
-                <w:rFonts w:cs="Times New Roman"/>
+              <w:t>Challenges &amp; Mitigation</w:t>
+            </w:r>
+            <w:r>
+              <w:rPr>
                 <w:noProof/>
                 <w:webHidden/>
               </w:rPr>
@@ -1267,7 +1380,6 @@
             </w:r>
             <w:r>
               <w:rPr>
-                <w:rFonts w:cs="Times New Roman"/>
                 <w:noProof/>
                 <w:webHidden/>
               </w:rPr>
@@ -1275,22 +1387,19 @@
             </w:r>
             <w:r>
               <w:rPr>
-                <w:rFonts w:cs="Times New Roman"/>
-                <w:noProof/>
-                <w:webHidden/>
-              </w:rPr>
-              <w:instrText xml:space="preserve"> PAGEREF _Toc214287975 \h </w:instrText>
-            </w:r>
-            <w:r>
-              <w:rPr>
-                <w:rFonts w:cs="Times New Roman"/>
-                <w:noProof/>
-                <w:webHidden/>
-              </w:rPr>
-            </w:r>
-            <w:r>
-              <w:rPr>
-                <w:rFonts w:cs="Times New Roman"/>
+                <w:noProof/>
+                <w:webHidden/>
+              </w:rPr>
+              <w:instrText xml:space="preserve"> PAGEREF _Toc214293849 \h </w:instrText>
+            </w:r>
+            <w:r>
+              <w:rPr>
+                <w:noProof/>
+                <w:webHidden/>
+              </w:rPr>
+            </w:r>
+            <w:r>
+              <w:rPr>
                 <w:noProof/>
                 <w:webHidden/>
               </w:rPr>
@@ -1298,15 +1407,13 @@
             </w:r>
             <w:r>
               <w:rPr>
-                <w:rFonts w:cs="Times New Roman"/>
-                <w:noProof/>
-                <w:webHidden/>
-              </w:rPr>
-              <w:t>18</w:t>
-            </w:r>
-            <w:r>
-              <w:rPr>
-                <w:rFonts w:cs="Times New Roman"/>
+                <w:noProof/>
+                <w:webHidden/>
+              </w:rPr>
+              <w:t>19</w:t>
+            </w:r>
+            <w:r>
+              <w:rPr>
                 <w:noProof/>
                 <w:webHidden/>
               </w:rPr>
@@ -1321,24 +1428,95 @@
               <w:tab w:val="right" w:leader="dot" w:pos="9016"/>
             </w:tabs>
             <w:rPr>
-              <w:rFonts w:eastAsiaTheme="minorEastAsia" w:cs="Times New Roman"/>
+              <w:rFonts w:asciiTheme="minorHAnsi" w:eastAsiaTheme="minorEastAsia" w:hAnsiTheme="minorHAnsi"/>
               <w:noProof/>
               <w:szCs w:val="21"/>
               <w:lang w:eastAsia="en-IN" w:bidi="hi-IN"/>
             </w:rPr>
           </w:pPr>
-          <w:hyperlink w:anchor="_Toc214287976" w:history="1">
+          <w:hyperlink w:anchor="_Toc214293850" w:history="1">
             <w:r>
               <w:rPr>
                 <w:rStyle w:val="Hyperlink"/>
                 <w:rFonts w:cs="Times New Roman"/>
                 <w:noProof/>
               </w:rPr>
+              <w:t>Conclusion</w:t>
+            </w:r>
+            <w:r>
+              <w:rPr>
+                <w:noProof/>
+                <w:webHidden/>
+              </w:rPr>
+              <w:tab/>
+            </w:r>
+            <w:r>
+              <w:rPr>
+                <w:noProof/>
+                <w:webHidden/>
+              </w:rPr>
+              <w:fldChar w:fldCharType="begin"/>
+            </w:r>
+            <w:r>
+              <w:rPr>
+                <w:noProof/>
+                <w:webHidden/>
+              </w:rPr>
+              <w:instrText xml:space="preserve"> PAGEREF _Toc214293850 \h </w:instrText>
+            </w:r>
+            <w:r>
+              <w:rPr>
+                <w:noProof/>
+                <w:webHidden/>
+              </w:rPr>
+            </w:r>
+            <w:r>
+              <w:rPr>
+                <w:noProof/>
+                <w:webHidden/>
+              </w:rPr>
+              <w:fldChar w:fldCharType="separate"/>
+            </w:r>
+            <w:r>
+              <w:rPr>
+                <w:noProof/>
+                <w:webHidden/>
+              </w:rPr>
+              <w:t>20</w:t>
+            </w:r>
+            <w:r>
+              <w:rPr>
+                <w:noProof/>
+                <w:webHidden/>
+              </w:rPr>
+              <w:fldChar w:fldCharType="end"/>
+            </w:r>
+          </w:hyperlink>
+        </w:p>
+        <w:p>
+          <w:pPr>
+            <w:pStyle w:val="TOC1"/>
+            <w:tabs>
+              <w:tab w:val="right" w:leader="dot" w:pos="9016"/>
+            </w:tabs>
+            <w:rPr>
+              <w:rFonts w:asciiTheme="minorHAnsi" w:eastAsiaTheme="minorEastAsia" w:hAnsiTheme="minorHAnsi"/>
+              <w:noProof/>
+              <w:szCs w:val="21"/>
+              <w:lang w:eastAsia="en-IN" w:bidi="hi-IN"/>
+            </w:rPr>
+          </w:pPr>
+          <w:hyperlink w:anchor="_Toc214293851" w:history="1">
+            <w:r>
+              <w:rPr>
+                <w:rStyle w:val="Hyperlink"/>
+                <w:rFonts w:cs="Times New Roman"/>
+                <w:noProof/>
+              </w:rPr>
               <w:t>References</w:t>
             </w:r>
             <w:r>
               <w:rPr>
-                <w:rFonts w:cs="Times New Roman"/>
                 <w:noProof/>
                 <w:webHidden/>
               </w:rPr>
@@ -1346,7 +1524,6 @@
             </w:r>
             <w:r>
               <w:rPr>
-                <w:rFonts w:cs="Times New Roman"/>
                 <w:noProof/>
                 <w:webHidden/>
               </w:rPr>
@@ -1354,22 +1531,19 @@
             </w:r>
             <w:r>
               <w:rPr>
-                <w:rFonts w:cs="Times New Roman"/>
-                <w:noProof/>
-                <w:webHidden/>
-              </w:rPr>
-              <w:instrText xml:space="preserve"> PAGEREF _Toc214287976 \h </w:instrText>
-            </w:r>
-            <w:r>
-              <w:rPr>
-                <w:rFonts w:cs="Times New Roman"/>
-                <w:noProof/>
-                <w:webHidden/>
-              </w:rPr>
-            </w:r>
-            <w:r>
-              <w:rPr>
-                <w:rFonts w:cs="Times New Roman"/>
+                <w:noProof/>
+                <w:webHidden/>
+              </w:rPr>
+              <w:instrText xml:space="preserve"> PAGEREF _Toc214293851 \h </w:instrText>
+            </w:r>
+            <w:r>
+              <w:rPr>
+                <w:noProof/>
+                <w:webHidden/>
+              </w:rPr>
+            </w:r>
+            <w:r>
+              <w:rPr>
                 <w:noProof/>
                 <w:webHidden/>
               </w:rPr>
@@ -1377,15 +1551,13 @@
             </w:r>
             <w:r>
               <w:rPr>
-                <w:rFonts w:cs="Times New Roman"/>
-                <w:noProof/>
-                <w:webHidden/>
-              </w:rPr>
-              <w:t>19</w:t>
-            </w:r>
-            <w:r>
-              <w:rPr>
-                <w:rFonts w:cs="Times New Roman"/>
+                <w:noProof/>
+                <w:webHidden/>
+              </w:rPr>
+              <w:t>21</w:t>
+            </w:r>
+            <w:r>
+              <w:rPr>
                 <w:noProof/>
                 <w:webHidden/>
               </w:rPr>
@@ -1442,7 +1614,8 @@
         <w:rPr>
           <w:rFonts w:asciiTheme="minorHAnsi" w:eastAsiaTheme="minorEastAsia" w:hAnsiTheme="minorHAnsi"/>
           <w:noProof/>
-          <w:lang w:eastAsia="en-IN"/>
+          <w:szCs w:val="21"/>
+          <w:lang w:eastAsia="en-IN" w:bidi="hi-IN"/>
         </w:rPr>
       </w:pPr>
       <w:r>
@@ -1475,7 +1648,7 @@
         </w:rPr>
         <w:fldChar w:fldCharType="separate"/>
       </w:r>
-      <w:hyperlink w:anchor="_Toc214292723" w:history="1">
+      <w:hyperlink w:anchor="_Toc214293852" w:history="1">
         <w:r>
           <w:rPr>
             <w:rStyle w:val="Hyperlink"/>
@@ -1503,7 +1676,7 @@
             <w:noProof/>
             <w:webHidden/>
           </w:rPr>
-          <w:instrText xml:space="preserve"> PAGEREF _Toc214292723 \h </w:instrText>
+          <w:instrText xml:space="preserve"> PAGEREF _Toc214293852 \h </w:instrText>
         </w:r>
         <w:r>
           <w:rPr>
@@ -1523,7 +1696,7 @@
             <w:noProof/>
             <w:webHidden/>
           </w:rPr>
-          <w:t>5</w:t>
+          <w:t>6</w:t>
         </w:r>
         <w:r>
           <w:rPr>
@@ -1543,10 +1716,11 @@
         <w:rPr>
           <w:rFonts w:asciiTheme="minorHAnsi" w:eastAsiaTheme="minorEastAsia" w:hAnsiTheme="minorHAnsi"/>
           <w:noProof/>
-          <w:lang w:eastAsia="en-IN"/>
-        </w:rPr>
-      </w:pPr>
-      <w:hyperlink w:anchor="_Toc214292724" w:history="1">
+          <w:szCs w:val="21"/>
+          <w:lang w:eastAsia="en-IN" w:bidi="hi-IN"/>
+        </w:rPr>
+      </w:pPr>
+      <w:hyperlink w:anchor="_Toc214293853" w:history="1">
         <w:r>
           <w:rPr>
             <w:rStyle w:val="Hyperlink"/>
@@ -1574,7 +1748,7 @@
             <w:noProof/>
             <w:webHidden/>
           </w:rPr>
-          <w:instrText xml:space="preserve"> PAGEREF _Toc214292724 \h </w:instrText>
+          <w:instrText xml:space="preserve"> PAGEREF _Toc214293853 \h </w:instrText>
         </w:r>
         <w:r>
           <w:rPr>
@@ -1594,7 +1768,7 @@
             <w:noProof/>
             <w:webHidden/>
           </w:rPr>
-          <w:t>5</w:t>
+          <w:t>7</w:t>
         </w:r>
         <w:r>
           <w:rPr>
@@ -1614,10 +1788,11 @@
         <w:rPr>
           <w:rFonts w:asciiTheme="minorHAnsi" w:eastAsiaTheme="minorEastAsia" w:hAnsiTheme="minorHAnsi"/>
           <w:noProof/>
-          <w:lang w:eastAsia="en-IN"/>
-        </w:rPr>
-      </w:pPr>
-      <w:hyperlink w:anchor="_Toc214292725" w:history="1">
+          <w:szCs w:val="21"/>
+          <w:lang w:eastAsia="en-IN" w:bidi="hi-IN"/>
+        </w:rPr>
+      </w:pPr>
+      <w:hyperlink w:anchor="_Toc214293854" w:history="1">
         <w:r>
           <w:rPr>
             <w:rStyle w:val="Hyperlink"/>
@@ -1645,7 +1820,7 @@
             <w:noProof/>
             <w:webHidden/>
           </w:rPr>
-          <w:instrText xml:space="preserve"> PAGEREF _Toc214292725 \h </w:instrText>
+          <w:instrText xml:space="preserve"> PAGEREF _Toc214293854 \h </w:instrText>
         </w:r>
         <w:r>
           <w:rPr>
@@ -1665,7 +1840,7 @@
             <w:noProof/>
             <w:webHidden/>
           </w:rPr>
-          <w:t>6</w:t>
+          <w:t>7</w:t>
         </w:r>
         <w:r>
           <w:rPr>
@@ -1685,10 +1860,11 @@
         <w:rPr>
           <w:rFonts w:asciiTheme="minorHAnsi" w:eastAsiaTheme="minorEastAsia" w:hAnsiTheme="minorHAnsi"/>
           <w:noProof/>
-          <w:lang w:eastAsia="en-IN"/>
-        </w:rPr>
-      </w:pPr>
-      <w:hyperlink w:anchor="_Toc214292726" w:history="1">
+          <w:szCs w:val="21"/>
+          <w:lang w:eastAsia="en-IN" w:bidi="hi-IN"/>
+        </w:rPr>
+      </w:pPr>
+      <w:hyperlink w:anchor="_Toc214293855" w:history="1">
         <w:r>
           <w:rPr>
             <w:rStyle w:val="Hyperlink"/>
@@ -1716,7 +1892,7 @@
             <w:noProof/>
             <w:webHidden/>
           </w:rPr>
-          <w:instrText xml:space="preserve"> PAGEREF _Toc214292726 \h </w:instrText>
+          <w:instrText xml:space="preserve"> PAGEREF _Toc214293855 \h </w:instrText>
         </w:r>
         <w:r>
           <w:rPr>
@@ -1736,7 +1912,7 @@
             <w:noProof/>
             <w:webHidden/>
           </w:rPr>
-          <w:t>6</w:t>
+          <w:t>8</w:t>
         </w:r>
         <w:r>
           <w:rPr>
@@ -1756,10 +1932,11 @@
         <w:rPr>
           <w:rFonts w:asciiTheme="minorHAnsi" w:eastAsiaTheme="minorEastAsia" w:hAnsiTheme="minorHAnsi"/>
           <w:noProof/>
-          <w:lang w:eastAsia="en-IN"/>
-        </w:rPr>
-      </w:pPr>
-      <w:hyperlink w:anchor="_Toc214292727" w:history="1">
+          <w:szCs w:val="21"/>
+          <w:lang w:eastAsia="en-IN" w:bidi="hi-IN"/>
+        </w:rPr>
+      </w:pPr>
+      <w:hyperlink w:anchor="_Toc214293856" w:history="1">
         <w:r>
           <w:rPr>
             <w:rStyle w:val="Hyperlink"/>
@@ -1787,7 +1964,7 @@
             <w:noProof/>
             <w:webHidden/>
           </w:rPr>
-          <w:instrText xml:space="preserve"> PAGEREF _Toc214292727 \h </w:instrText>
+          <w:instrText xml:space="preserve"> PAGEREF _Toc214293856 \h </w:instrText>
         </w:r>
         <w:r>
           <w:rPr>
@@ -1807,7 +1984,7 @@
             <w:noProof/>
             <w:webHidden/>
           </w:rPr>
-          <w:t>7</w:t>
+          <w:t>8</w:t>
         </w:r>
         <w:r>
           <w:rPr>
@@ -1827,10 +2004,11 @@
         <w:rPr>
           <w:rFonts w:asciiTheme="minorHAnsi" w:eastAsiaTheme="minorEastAsia" w:hAnsiTheme="minorHAnsi"/>
           <w:noProof/>
-          <w:lang w:eastAsia="en-IN"/>
-        </w:rPr>
-      </w:pPr>
-      <w:hyperlink w:anchor="_Toc214292728" w:history="1">
+          <w:szCs w:val="21"/>
+          <w:lang w:eastAsia="en-IN" w:bidi="hi-IN"/>
+        </w:rPr>
+      </w:pPr>
+      <w:hyperlink w:anchor="_Toc214293857" w:history="1">
         <w:r>
           <w:rPr>
             <w:rStyle w:val="Hyperlink"/>
@@ -1858,7 +2036,7 @@
             <w:noProof/>
             <w:webHidden/>
           </w:rPr>
-          <w:instrText xml:space="preserve"> PAGEREF _Toc214292728 \h </w:instrText>
+          <w:instrText xml:space="preserve"> PAGEREF _Toc214293857 \h </w:instrText>
         </w:r>
         <w:r>
           <w:rPr>
@@ -1878,7 +2056,7 @@
             <w:noProof/>
             <w:webHidden/>
           </w:rPr>
-          <w:t>7</w:t>
+          <w:t>9</w:t>
         </w:r>
         <w:r>
           <w:rPr>
@@ -1898,10 +2076,11 @@
         <w:rPr>
           <w:rFonts w:asciiTheme="minorHAnsi" w:eastAsiaTheme="minorEastAsia" w:hAnsiTheme="minorHAnsi"/>
           <w:noProof/>
-          <w:lang w:eastAsia="en-IN"/>
-        </w:rPr>
-      </w:pPr>
-      <w:hyperlink w:anchor="_Toc214292729" w:history="1">
+          <w:szCs w:val="21"/>
+          <w:lang w:eastAsia="en-IN" w:bidi="hi-IN"/>
+        </w:rPr>
+      </w:pPr>
+      <w:hyperlink w:anchor="_Toc214293858" w:history="1">
         <w:r>
           <w:rPr>
             <w:rStyle w:val="Hyperlink"/>
@@ -1929,7 +2108,7 @@
             <w:noProof/>
             <w:webHidden/>
           </w:rPr>
-          <w:instrText xml:space="preserve"> PAGEREF _Toc214292729 \h </w:instrText>
+          <w:instrText xml:space="preserve"> PAGEREF _Toc214293858 \h </w:instrText>
         </w:r>
         <w:r>
           <w:rPr>
@@ -1949,7 +2128,7 @@
             <w:noProof/>
             <w:webHidden/>
           </w:rPr>
-          <w:t>8</w:t>
+          <w:t>9</w:t>
         </w:r>
         <w:r>
           <w:rPr>
@@ -1969,10 +2148,11 @@
         <w:rPr>
           <w:rFonts w:asciiTheme="minorHAnsi" w:eastAsiaTheme="minorEastAsia" w:hAnsiTheme="minorHAnsi"/>
           <w:noProof/>
-          <w:lang w:eastAsia="en-IN"/>
-        </w:rPr>
-      </w:pPr>
-      <w:hyperlink w:anchor="_Toc214292730" w:history="1">
+          <w:szCs w:val="21"/>
+          <w:lang w:eastAsia="en-IN" w:bidi="hi-IN"/>
+        </w:rPr>
+      </w:pPr>
+      <w:hyperlink w:anchor="_Toc214293859" w:history="1">
         <w:r>
           <w:rPr>
             <w:rStyle w:val="Hyperlink"/>
@@ -2000,7 +2180,7 @@
             <w:noProof/>
             <w:webHidden/>
           </w:rPr>
-          <w:instrText xml:space="preserve"> PAGEREF _Toc214292730 \h </w:instrText>
+          <w:instrText xml:space="preserve"> PAGEREF _Toc214293859 \h </w:instrText>
         </w:r>
         <w:r>
           <w:rPr>
@@ -2020,7 +2200,7 @@
             <w:noProof/>
             <w:webHidden/>
           </w:rPr>
-          <w:t>8</w:t>
+          <w:t>10</w:t>
         </w:r>
         <w:r>
           <w:rPr>
@@ -2040,10 +2220,11 @@
         <w:rPr>
           <w:rFonts w:asciiTheme="minorHAnsi" w:eastAsiaTheme="minorEastAsia" w:hAnsiTheme="minorHAnsi"/>
           <w:noProof/>
-          <w:lang w:eastAsia="en-IN"/>
-        </w:rPr>
-      </w:pPr>
-      <w:hyperlink w:anchor="_Toc214292731" w:history="1">
+          <w:szCs w:val="21"/>
+          <w:lang w:eastAsia="en-IN" w:bidi="hi-IN"/>
+        </w:rPr>
+      </w:pPr>
+      <w:hyperlink w:anchor="_Toc214293860" w:history="1">
         <w:r>
           <w:rPr>
             <w:rStyle w:val="Hyperlink"/>
@@ -2071,7 +2252,7 @@
             <w:noProof/>
             <w:webHidden/>
           </w:rPr>
-          <w:instrText xml:space="preserve"> PAGEREF _Toc214292731 \h </w:instrText>
+          <w:instrText xml:space="preserve"> PAGEREF _Toc214293860 \h </w:instrText>
         </w:r>
         <w:r>
           <w:rPr>
@@ -2091,7 +2272,7 @@
             <w:noProof/>
             <w:webHidden/>
           </w:rPr>
-          <w:t>12</w:t>
+          <w:t>14</w:t>
         </w:r>
         <w:r>
           <w:rPr>
@@ -2111,10 +2292,11 @@
         <w:rPr>
           <w:rFonts w:asciiTheme="minorHAnsi" w:eastAsiaTheme="minorEastAsia" w:hAnsiTheme="minorHAnsi"/>
           <w:noProof/>
-          <w:lang w:eastAsia="en-IN"/>
-        </w:rPr>
-      </w:pPr>
-      <w:hyperlink w:anchor="_Toc214292732" w:history="1">
+          <w:szCs w:val="21"/>
+          <w:lang w:eastAsia="en-IN" w:bidi="hi-IN"/>
+        </w:rPr>
+      </w:pPr>
+      <w:hyperlink w:anchor="_Toc214293861" w:history="1">
         <w:r>
           <w:rPr>
             <w:rStyle w:val="Hyperlink"/>
@@ -2142,7 +2324,7 @@
             <w:noProof/>
             <w:webHidden/>
           </w:rPr>
-          <w:instrText xml:space="preserve"> PAGEREF _Toc214292732 \h </w:instrText>
+          <w:instrText xml:space="preserve"> PAGEREF _Toc214293861 \h </w:instrText>
         </w:r>
         <w:r>
           <w:rPr>
@@ -2162,7 +2344,7 @@
             <w:noProof/>
             <w:webHidden/>
           </w:rPr>
-          <w:t>13</w:t>
+          <w:t>15</w:t>
         </w:r>
         <w:r>
           <w:rPr>
@@ -2182,10 +2364,11 @@
         <w:rPr>
           <w:rFonts w:asciiTheme="minorHAnsi" w:eastAsiaTheme="minorEastAsia" w:hAnsiTheme="minorHAnsi"/>
           <w:noProof/>
-          <w:lang w:eastAsia="en-IN"/>
-        </w:rPr>
-      </w:pPr>
-      <w:hyperlink w:anchor="_Toc214292733" w:history="1">
+          <w:szCs w:val="21"/>
+          <w:lang w:eastAsia="en-IN" w:bidi="hi-IN"/>
+        </w:rPr>
+      </w:pPr>
+      <w:hyperlink w:anchor="_Toc214293862" w:history="1">
         <w:r>
           <w:rPr>
             <w:rStyle w:val="Hyperlink"/>
@@ -2213,7 +2396,7 @@
             <w:noProof/>
             <w:webHidden/>
           </w:rPr>
-          <w:instrText xml:space="preserve"> PAGEREF _Toc214292733 \h </w:instrText>
+          <w:instrText xml:space="preserve"> PAGEREF _Toc214293862 \h </w:instrText>
         </w:r>
         <w:r>
           <w:rPr>
@@ -2233,7 +2416,7 @@
             <w:noProof/>
             <w:webHidden/>
           </w:rPr>
-          <w:t>14</w:t>
+          <w:t>16</w:t>
         </w:r>
         <w:r>
           <w:rPr>
@@ -2253,10 +2436,11 @@
         <w:rPr>
           <w:rFonts w:asciiTheme="minorHAnsi" w:eastAsiaTheme="minorEastAsia" w:hAnsiTheme="minorHAnsi"/>
           <w:noProof/>
-          <w:lang w:eastAsia="en-IN"/>
-        </w:rPr>
-      </w:pPr>
-      <w:hyperlink w:anchor="_Toc214292734" w:history="1">
+          <w:szCs w:val="21"/>
+          <w:lang w:eastAsia="en-IN" w:bidi="hi-IN"/>
+        </w:rPr>
+      </w:pPr>
+      <w:hyperlink w:anchor="_Toc214293863" w:history="1">
         <w:r>
           <w:rPr>
             <w:rStyle w:val="Hyperlink"/>
@@ -2283,7 +2467,7 @@
             <w:noProof/>
             <w:webHidden/>
           </w:rPr>
-          <w:instrText xml:space="preserve"> PAGEREF _Toc214292734 \h </w:instrText>
+          <w:instrText xml:space="preserve"> PAGEREF _Toc214293863 \h </w:instrText>
         </w:r>
         <w:r>
           <w:rPr>
@@ -2303,7 +2487,7 @@
             <w:noProof/>
             <w:webHidden/>
           </w:rPr>
-          <w:t>15</w:t>
+          <w:t>17</w:t>
         </w:r>
         <w:r>
           <w:rPr>
@@ -2353,7 +2537,7 @@
           <w:rFonts w:cs="Times New Roman"/>
         </w:rPr>
       </w:pPr>
-      <w:bookmarkStart w:id="1" w:name="_Toc214287966"/>
+      <w:bookmarkStart w:id="1" w:name="_Toc214293838"/>
       <w:r>
         <w:rPr>
           <w:rFonts w:cs="Times New Roman"/>
@@ -2441,7 +2625,21 @@
         <w:rPr>
           <w:rFonts w:cs="Times New Roman"/>
         </w:rPr>
-        <w:t>, autoscaling computing, and solid support of Delta Lake. Azure services like Blob storage and Event Hub were applied in order to emulate realistic ingestion processes</w:t>
+        <w:t xml:space="preserve">, autoscaling computing, and solid support of Delta Lake. Azure services like Blob storage and Event Hub were applied </w:t>
+      </w:r>
+      <w:proofErr w:type="gramStart"/>
+      <w:r>
+        <w:rPr>
+          <w:rFonts w:cs="Times New Roman"/>
+        </w:rPr>
+        <w:t>in order to</w:t>
+      </w:r>
+      <w:proofErr w:type="gramEnd"/>
+      <w:r>
+        <w:rPr>
+          <w:rFonts w:cs="Times New Roman"/>
+        </w:rPr>
+        <w:t xml:space="preserve"> emulate realistic ingestion processes</w:t>
       </w:r>
       <w:r>
         <w:rPr>
@@ -2506,15 +2704,31 @@
           <w:rFonts w:cs="Times New Roman"/>
         </w:rPr>
       </w:pPr>
-      <w:bookmarkStart w:id="2" w:name="_Toc214287967"/>
+      <w:bookmarkStart w:id="2" w:name="_Toc214293839"/>
       <w:r>
         <w:rPr>
           <w:rFonts w:cs="Times New Roman"/>
         </w:rPr>
         <w:lastRenderedPageBreak/>
+        <w:t>Prototype Planning</w:t>
+      </w:r>
+      <w:bookmarkEnd w:id="2"/>
+    </w:p>
+    <w:p>
+      <w:pPr>
+        <w:pStyle w:val="Heading1"/>
+        <w:rPr>
+          <w:rFonts w:cs="Times New Roman"/>
+        </w:rPr>
+      </w:pPr>
+      <w:bookmarkStart w:id="3" w:name="_Toc214293840"/>
+      <w:r>
+        <w:rPr>
+          <w:rFonts w:cs="Times New Roman"/>
+        </w:rPr>
         <w:t>Architecture Overview</w:t>
       </w:r>
-      <w:bookmarkEnd w:id="2"/>
+      <w:bookmarkEnd w:id="3"/>
     </w:p>
     <w:p>
       <w:pPr>
@@ -2523,14 +2737,14 @@
           <w:rFonts w:cs="Times New Roman"/>
         </w:rPr>
       </w:pPr>
-      <w:bookmarkStart w:id="3" w:name="_Toc214287968"/>
+      <w:bookmarkStart w:id="4" w:name="_Toc214293841"/>
       <w:r>
         <w:rPr>
           <w:rFonts w:cs="Times New Roman"/>
         </w:rPr>
         <w:t>Overview of the Cloud Architecture.</w:t>
       </w:r>
-      <w:bookmarkEnd w:id="3"/>
+      <w:bookmarkEnd w:id="4"/>
     </w:p>
     <w:p>
       <w:pPr>
@@ -2556,6 +2770,16 @@
         </w:rPr>
         <w:t>.</w:t>
       </w:r>
+    </w:p>
+    <w:p>
+      <w:pPr>
+        <w:pStyle w:val="Heading1"/>
+      </w:pPr>
+      <w:bookmarkStart w:id="5" w:name="_Toc214293842"/>
+      <w:r>
+        <w:t>Implementation of prototype</w:t>
+      </w:r>
+      <w:bookmarkEnd w:id="5"/>
     </w:p>
     <w:p>
       <w:pPr>
@@ -2614,7 +2838,7 @@
           <w:rFonts w:cs="Times New Roman"/>
         </w:rPr>
       </w:pPr>
-      <w:bookmarkStart w:id="4" w:name="_Toc214292723"/>
+      <w:bookmarkStart w:id="6" w:name="_Toc214293852"/>
       <w:r>
         <w:rPr>
           <w:rFonts w:cs="Times New Roman"/>
@@ -2658,7 +2882,7 @@
         </w:rPr>
         <w:t>: Resources created</w:t>
       </w:r>
-      <w:bookmarkEnd w:id="4"/>
+      <w:bookmarkEnd w:id="6"/>
     </w:p>
     <w:p>
       <w:pPr>
@@ -2672,6 +2896,7 @@
           <w:rFonts w:cs="Times New Roman"/>
           <w:noProof/>
         </w:rPr>
+        <w:lastRenderedPageBreak/>
         <w:drawing>
           <wp:inline distT="0" distB="0" distL="0" distR="0" wp14:anchorId="1499E2D8" wp14:editId="7139FC75">
             <wp:extent cx="5731510" cy="2711450"/>
@@ -2717,7 +2942,7 @@
           <w:rFonts w:cs="Times New Roman"/>
         </w:rPr>
       </w:pPr>
-      <w:bookmarkStart w:id="5" w:name="_Toc214292724"/>
+      <w:bookmarkStart w:id="7" w:name="_Toc214293853"/>
       <w:r>
         <w:rPr>
           <w:rFonts w:cs="Times New Roman"/>
@@ -2761,7 +2986,7 @@
         </w:rPr>
         <w:t>: Storage Centre</w:t>
       </w:r>
-      <w:bookmarkEnd w:id="5"/>
+      <w:bookmarkEnd w:id="7"/>
     </w:p>
     <w:p>
       <w:pPr>
@@ -2775,7 +3000,6 @@
           <w:rFonts w:cs="Times New Roman"/>
           <w:noProof/>
         </w:rPr>
-        <w:lastRenderedPageBreak/>
         <w:drawing>
           <wp:inline distT="0" distB="0" distL="0" distR="0" wp14:anchorId="147A554B" wp14:editId="589702B9">
             <wp:extent cx="5731510" cy="2717800"/>
@@ -2821,7 +3045,7 @@
           <w:rFonts w:cs="Times New Roman"/>
         </w:rPr>
       </w:pPr>
-      <w:bookmarkStart w:id="6" w:name="_Toc214292725"/>
+      <w:bookmarkStart w:id="8" w:name="_Toc214293854"/>
       <w:r>
         <w:rPr>
           <w:rFonts w:cs="Times New Roman"/>
@@ -2865,7 +3089,7 @@
         </w:rPr>
         <w:t>: Event Hub creation and configurations</w:t>
       </w:r>
-      <w:bookmarkEnd w:id="6"/>
+      <w:bookmarkEnd w:id="8"/>
     </w:p>
     <w:p>
       <w:pPr>
@@ -2886,6 +3110,7 @@
           <w:rFonts w:cs="Times New Roman"/>
           <w:noProof/>
         </w:rPr>
+        <w:lastRenderedPageBreak/>
         <w:drawing>
           <wp:inline distT="0" distB="0" distL="0" distR="0" wp14:anchorId="503CF865" wp14:editId="4E122491">
             <wp:extent cx="5731510" cy="2732405"/>
@@ -2931,7 +3156,7 @@
           <w:rFonts w:cs="Times New Roman"/>
         </w:rPr>
       </w:pPr>
-      <w:bookmarkStart w:id="7" w:name="_Toc214292726"/>
+      <w:bookmarkStart w:id="9" w:name="_Toc214293855"/>
       <w:r>
         <w:rPr>
           <w:rFonts w:cs="Times New Roman"/>
@@ -2975,7 +3200,7 @@
         </w:rPr>
         <w:t>: event hub ehns-dat801</w:t>
       </w:r>
-      <w:bookmarkEnd w:id="7"/>
+      <w:bookmarkEnd w:id="9"/>
     </w:p>
     <w:p>
       <w:pPr>
@@ -2989,7 +3214,6 @@
           <w:rFonts w:cs="Times New Roman"/>
           <w:noProof/>
         </w:rPr>
-        <w:lastRenderedPageBreak/>
         <w:drawing>
           <wp:inline distT="0" distB="0" distL="0" distR="0" wp14:anchorId="29119B67" wp14:editId="23839842">
             <wp:extent cx="5731510" cy="2460625"/>
@@ -3035,7 +3259,7 @@
           <w:rFonts w:cs="Times New Roman"/>
         </w:rPr>
       </w:pPr>
-      <w:bookmarkStart w:id="8" w:name="_Toc214292727"/>
+      <w:bookmarkStart w:id="10" w:name="_Toc214293856"/>
       <w:r>
         <w:rPr>
           <w:rFonts w:cs="Times New Roman"/>
@@ -3080,7 +3304,7 @@
         </w:rPr>
         <w:t>: Data bricks created</w:t>
       </w:r>
-      <w:bookmarkEnd w:id="8"/>
+      <w:bookmarkEnd w:id="10"/>
     </w:p>
     <w:p>
       <w:pPr>
@@ -3094,6 +3318,7 @@
           <w:rFonts w:cs="Times New Roman"/>
           <w:noProof/>
         </w:rPr>
+        <w:lastRenderedPageBreak/>
         <w:drawing>
           <wp:inline distT="0" distB="0" distL="0" distR="0" wp14:anchorId="0A74EDA7" wp14:editId="42CDD2B2">
             <wp:extent cx="5731510" cy="2700020"/>
@@ -3139,7 +3364,7 @@
           <w:rFonts w:cs="Times New Roman"/>
         </w:rPr>
       </w:pPr>
-      <w:bookmarkStart w:id="9" w:name="_Toc214292728"/>
+      <w:bookmarkStart w:id="11" w:name="_Toc214293857"/>
       <w:r>
         <w:rPr>
           <w:rFonts w:cs="Times New Roman"/>
@@ -3184,7 +3409,7 @@
         </w:rPr>
         <w:t>: Databricks created</w:t>
       </w:r>
-      <w:bookmarkEnd w:id="9"/>
+      <w:bookmarkEnd w:id="11"/>
     </w:p>
     <w:p>
       <w:pPr>
@@ -3198,7 +3423,6 @@
           <w:rFonts w:cs="Times New Roman"/>
           <w:noProof/>
         </w:rPr>
-        <w:lastRenderedPageBreak/>
         <w:drawing>
           <wp:inline distT="0" distB="0" distL="0" distR="0" wp14:anchorId="6D18C4E3" wp14:editId="5A99E2B7">
             <wp:extent cx="5731391" cy="2929948"/>
@@ -3259,7 +3483,7 @@
           <w:rFonts w:cs="Times New Roman"/>
         </w:rPr>
       </w:pPr>
-      <w:bookmarkStart w:id="10" w:name="_Toc214292729"/>
+      <w:bookmarkStart w:id="12" w:name="_Toc214293858"/>
       <w:r>
         <w:rPr>
           <w:rFonts w:cs="Times New Roman"/>
@@ -3304,7 +3528,7 @@
         </w:rPr>
         <w:t>: Created notebook</w:t>
       </w:r>
-      <w:bookmarkEnd w:id="10"/>
+      <w:bookmarkEnd w:id="12"/>
     </w:p>
     <w:p>
       <w:pPr>
@@ -3318,6 +3542,7 @@
           <w:rFonts w:cs="Times New Roman"/>
           <w:noProof/>
         </w:rPr>
+        <w:lastRenderedPageBreak/>
         <w:drawing>
           <wp:inline distT="0" distB="0" distL="0" distR="0" wp14:anchorId="20DC622F" wp14:editId="41AF6690">
             <wp:extent cx="5731510" cy="2720975"/>
@@ -3363,7 +3588,7 @@
           <w:rFonts w:cs="Times New Roman"/>
         </w:rPr>
       </w:pPr>
-      <w:bookmarkStart w:id="11" w:name="_Toc214292730"/>
+      <w:bookmarkStart w:id="13" w:name="_Toc214293859"/>
       <w:r>
         <w:rPr>
           <w:rFonts w:cs="Times New Roman"/>
@@ -3408,7 +3633,7 @@
         </w:rPr>
         <w:t>: Connected to the cluster compute and executing the Python code</w:t>
       </w:r>
-      <w:bookmarkEnd w:id="11"/>
+      <w:bookmarkEnd w:id="13"/>
     </w:p>
     <w:p>
       <w:pPr>
@@ -3417,14 +3642,14 @@
           <w:rFonts w:cs="Times New Roman"/>
         </w:rPr>
       </w:pPr>
-      <w:bookmarkStart w:id="12" w:name="_Toc214287969"/>
+      <w:bookmarkStart w:id="14" w:name="_Toc214293843"/>
       <w:r>
         <w:rPr>
           <w:rFonts w:cs="Times New Roman"/>
         </w:rPr>
         <w:t>Raw Data &amp; Ingestion Layer</w:t>
       </w:r>
-      <w:bookmarkEnd w:id="12"/>
+      <w:bookmarkEnd w:id="14"/>
     </w:p>
     <w:p>
       <w:pPr>
@@ -3446,80 +3671,142 @@
           <w:rFonts w:cs="Times New Roman"/>
         </w:rPr>
       </w:pPr>
-      <w:bookmarkStart w:id="13" w:name="_Toc214287970"/>
+      <w:bookmarkStart w:id="15" w:name="_Toc214293844"/>
+      <w:r>
+        <w:rPr>
+          <w:rFonts w:cs="Times New Roman"/>
+        </w:rPr>
+        <w:t>Processing and machine learning Layer.</w:t>
+      </w:r>
+      <w:bookmarkEnd w:id="15"/>
+    </w:p>
+    <w:p>
+      <w:pPr>
+        <w:rPr>
+          <w:rFonts w:cs="Times New Roman"/>
+        </w:rPr>
+      </w:pPr>
+      <w:r>
+        <w:rPr>
+          <w:rFonts w:cs="Times New Roman"/>
+        </w:rPr>
+        <w:t>The processing layer involves the use of Azure Databricks, which is a high-performance collaborative analytics platform</w:t>
+      </w:r>
+      <w:r>
+        <w:rPr>
+          <w:rFonts w:cs="Times New Roman"/>
+        </w:rPr>
+        <w:t xml:space="preserve"> (</w:t>
+      </w:r>
+      <w:proofErr w:type="spellStart"/>
+      <w:r>
+        <w:rPr>
+          <w:rFonts w:cs="Times New Roman"/>
+        </w:rPr>
+        <w:t>josearper</w:t>
+      </w:r>
+      <w:proofErr w:type="spellEnd"/>
+      <w:r>
+        <w:rPr>
+          <w:rFonts w:cs="Times New Roman"/>
+        </w:rPr>
+        <w:t>, 2025)</w:t>
+      </w:r>
+      <w:r>
+        <w:rPr>
+          <w:rFonts w:cs="Times New Roman"/>
+        </w:rPr>
+        <w:t xml:space="preserve">. The deployment of a Databricks workspace and a cluster was done to carry out ETL processes, which include data cleaning, data type casting, parsing timestamps, and feature engineering. The dataset was processed and validated with the help of </w:t>
+      </w:r>
+      <w:proofErr w:type="spellStart"/>
+      <w:r>
+        <w:rPr>
+          <w:rFonts w:cs="Times New Roman"/>
+        </w:rPr>
+        <w:t>PySpark</w:t>
+      </w:r>
+      <w:proofErr w:type="spellEnd"/>
+      <w:r>
+        <w:rPr>
+          <w:rFonts w:cs="Times New Roman"/>
+        </w:rPr>
+        <w:t xml:space="preserve">, and a machine learning model was trained with scikit-learn and monitored with the assistance of </w:t>
+      </w:r>
+      <w:proofErr w:type="spellStart"/>
+      <w:r>
+        <w:rPr>
+          <w:rFonts w:cs="Times New Roman"/>
+        </w:rPr>
+        <w:t>MLflow</w:t>
+      </w:r>
+      <w:proofErr w:type="spellEnd"/>
+      <w:r>
+        <w:rPr>
+          <w:rFonts w:cs="Times New Roman"/>
+        </w:rPr>
+        <w:t>. It used Databricks as the hub in which the transformation and modelling process was driven by the central compute and development environment</w:t>
+      </w:r>
+      <w:r>
+        <w:rPr>
+          <w:rFonts w:cs="Times New Roman"/>
+        </w:rPr>
+        <w:t xml:space="preserve"> (Databricks, 2023)</w:t>
+      </w:r>
+      <w:r>
+        <w:rPr>
+          <w:rFonts w:cs="Times New Roman"/>
+        </w:rPr>
+        <w:t>.</w:t>
+      </w:r>
+    </w:p>
+    <w:p>
+      <w:pPr>
+        <w:pStyle w:val="Heading2"/>
+        <w:rPr>
+          <w:rFonts w:cs="Times New Roman"/>
+        </w:rPr>
+      </w:pPr>
+      <w:bookmarkStart w:id="16" w:name="_Toc214293845"/>
+      <w:r>
+        <w:rPr>
+          <w:rFonts w:cs="Times New Roman"/>
+        </w:rPr>
+        <w:t>Analytics &amp; Storage Layer</w:t>
+      </w:r>
+      <w:bookmarkEnd w:id="16"/>
+    </w:p>
+    <w:p>
+      <w:pPr>
+        <w:rPr>
+          <w:rFonts w:cs="Times New Roman"/>
+        </w:rPr>
+      </w:pPr>
+      <w:r>
+        <w:rPr>
+          <w:rFonts w:cs="Times New Roman"/>
+        </w:rPr>
+        <w:t xml:space="preserve">The processed data was saved in Delta Lake, which is a high-performing storage layer with features such as ACID transactions, versioning, and optimised performance. An intermediate </w:t>
+      </w:r>
       <w:r>
         <w:rPr>
           <w:rFonts w:cs="Times New Roman"/>
         </w:rPr>
         <w:lastRenderedPageBreak/>
-        <w:t>Processing and machine learning Layer.</w:t>
-      </w:r>
-      <w:bookmarkEnd w:id="13"/>
-    </w:p>
-    <w:p>
-      <w:pPr>
-        <w:rPr>
-          <w:rFonts w:cs="Times New Roman"/>
-        </w:rPr>
-      </w:pPr>
-      <w:r>
-        <w:rPr>
-          <w:rFonts w:cs="Times New Roman"/>
-        </w:rPr>
-        <w:t>The processing layer involves the use of Azure Databricks, which is a high-performance collaborative analytics platform</w:t>
-      </w:r>
-      <w:r>
-        <w:rPr>
-          <w:rFonts w:cs="Times New Roman"/>
-        </w:rPr>
-        <w:t xml:space="preserve"> (josearper, 2025)</w:t>
-      </w:r>
-      <w:r>
-        <w:rPr>
-          <w:rFonts w:cs="Times New Roman"/>
-        </w:rPr>
-        <w:t>. The deployment of a Databricks workspace and a cluster was done to carry out ETL processes, which include data cleaning, data type casting, parsing timestamps, and feature engineering. The dataset was processed and validated with the help of PySpark, and a machine learning model was trained with scikit-learn and monitored with the assistance of MLflow. It used Databricks as the hub in which the transformation and modelling process was driven by the central compute and development environment</w:t>
-      </w:r>
-      <w:r>
-        <w:rPr>
-          <w:rFonts w:cs="Times New Roman"/>
-        </w:rPr>
-        <w:t xml:space="preserve"> (Databricks, 2023)</w:t>
-      </w:r>
-      <w:r>
-        <w:rPr>
-          <w:rFonts w:cs="Times New Roman"/>
-        </w:rPr>
-        <w:t>.</w:t>
-      </w:r>
-    </w:p>
-    <w:p>
-      <w:pPr>
-        <w:pStyle w:val="Heading2"/>
-        <w:rPr>
-          <w:rFonts w:cs="Times New Roman"/>
-        </w:rPr>
-      </w:pPr>
-      <w:bookmarkStart w:id="14" w:name="_Toc214287971"/>
-      <w:r>
-        <w:rPr>
-          <w:rFonts w:cs="Times New Roman"/>
-        </w:rPr>
-        <w:t>Analytics &amp; Storage Layer</w:t>
-      </w:r>
-      <w:bookmarkEnd w:id="14"/>
-    </w:p>
-    <w:p>
-      <w:pPr>
-        <w:rPr>
-          <w:rFonts w:cs="Times New Roman"/>
-        </w:rPr>
-      </w:pPr>
-      <w:r>
-        <w:rPr>
-          <w:rFonts w:cs="Times New Roman"/>
-        </w:rPr>
-        <w:t>The processed data was saved in Delta Lake, which is a high-performing storage layer with features such as ACID transactions, versioning, and optimised performance. An intermediate table (dat801_db. sales_processed) was constructed to enforce light-speed SQL querying and analytics. This is the basis layer for visual dashboards and business intelligence</w:t>
+        <w:t xml:space="preserve">table (dat801_db. </w:t>
+      </w:r>
+      <w:proofErr w:type="spellStart"/>
+      <w:r>
+        <w:rPr>
+          <w:rFonts w:cs="Times New Roman"/>
+        </w:rPr>
+        <w:t>sales_processed</w:t>
+      </w:r>
+      <w:proofErr w:type="spellEnd"/>
+      <w:r>
+        <w:rPr>
+          <w:rFonts w:cs="Times New Roman"/>
+        </w:rPr>
+        <w:t>) was constructed to enforce light-speed SQL querying and analytics. This is the basis layer for visual dashboards and business intelligence</w:t>
       </w:r>
       <w:r>
         <w:rPr>
@@ -3551,6 +3838,17 @@
     </w:p>
     <w:p>
       <w:pPr>
+        <w:pStyle w:val="Heading1"/>
+      </w:pPr>
+      <w:bookmarkStart w:id="17" w:name="_Toc214293846"/>
+      <w:r>
+        <w:lastRenderedPageBreak/>
+        <w:t>Testing of prototype</w:t>
+      </w:r>
+      <w:bookmarkEnd w:id="17"/>
+    </w:p>
+    <w:p>
+      <w:pPr>
         <w:pStyle w:val="Caption"/>
         <w:keepNext/>
         <w:jc w:val="center"/>
@@ -3562,7 +3860,6 @@
         <w:rPr>
           <w:rFonts w:cs="Times New Roman"/>
         </w:rPr>
-        <w:lastRenderedPageBreak/>
         <w:t xml:space="preserve">Table </w:t>
       </w:r>
       <w:r>
@@ -3810,11 +4107,19 @@
                 <w:rFonts w:cs="Times New Roman"/>
               </w:rPr>
             </w:pPr>
-            <w:r>
-              <w:rPr>
-                <w:rFonts w:cs="Times New Roman"/>
-              </w:rPr>
-              <w:t>InvoiceDate parse produced many null timestamps</w:t>
+            <w:proofErr w:type="spellStart"/>
+            <w:r>
+              <w:rPr>
+                <w:rFonts w:cs="Times New Roman"/>
+              </w:rPr>
+              <w:t>InvoiceDate</w:t>
+            </w:r>
+            <w:proofErr w:type="spellEnd"/>
+            <w:r>
+              <w:rPr>
+                <w:rFonts w:cs="Times New Roman"/>
+              </w:rPr>
+              <w:t xml:space="preserve"> parse produced many null timestamps</w:t>
             </w:r>
           </w:p>
         </w:tc>
@@ -3858,7 +4163,35 @@
               <w:rPr>
                 <w:rFonts w:cs="Times New Roman"/>
               </w:rPr>
-              <w:t>Implemented robust parsing: try d/M/yyyy H:mm then fallback to M/d/yyyy H:mm logged rows failing parse to audit file</w:t>
+              <w:t>Implemented robust parsing: try d/M/</w:t>
+            </w:r>
+            <w:proofErr w:type="spellStart"/>
+            <w:r>
+              <w:rPr>
+                <w:rFonts w:cs="Times New Roman"/>
+              </w:rPr>
+              <w:t>yyyy</w:t>
+            </w:r>
+            <w:proofErr w:type="spellEnd"/>
+            <w:r>
+              <w:rPr>
+                <w:rFonts w:cs="Times New Roman"/>
+              </w:rPr>
+              <w:t xml:space="preserve"> H:mm then fallback to M/d/</w:t>
+            </w:r>
+            <w:proofErr w:type="spellStart"/>
+            <w:r>
+              <w:rPr>
+                <w:rFonts w:cs="Times New Roman"/>
+              </w:rPr>
+              <w:t>yyyy</w:t>
+            </w:r>
+            <w:proofErr w:type="spellEnd"/>
+            <w:r>
+              <w:rPr>
+                <w:rFonts w:cs="Times New Roman"/>
+              </w:rPr>
+              <w:t xml:space="preserve"> H:mm logged rows failing parse to audit file</w:t>
             </w:r>
           </w:p>
         </w:tc>
@@ -4107,7 +4440,21 @@
               <w:rPr>
                 <w:rFonts w:cs="Times New Roman"/>
               </w:rPr>
-              <w:t>Converting large Spark DF to pandas for sklearn caused memory issues</w:t>
+              <w:t xml:space="preserve">Converting large Spark DF to pandas for </w:t>
+            </w:r>
+            <w:proofErr w:type="spellStart"/>
+            <w:r>
+              <w:rPr>
+                <w:rFonts w:cs="Times New Roman"/>
+              </w:rPr>
+              <w:t>sklearn</w:t>
+            </w:r>
+            <w:proofErr w:type="spellEnd"/>
+            <w:r>
+              <w:rPr>
+                <w:rFonts w:cs="Times New Roman"/>
+              </w:rPr>
+              <w:t xml:space="preserve"> caused memory issues</w:t>
             </w:r>
           </w:p>
         </w:tc>
@@ -4129,7 +4476,35 @@
               <w:rPr>
                 <w:rFonts w:cs="Times New Roman"/>
               </w:rPr>
-              <w:t>Use Spark MLlib for large scale or sample before converting; set sampling fraction and persist RDD; for demo kept sklearn but sample limited to &lt;=5k rows</w:t>
+              <w:t xml:space="preserve">Use Spark </w:t>
+            </w:r>
+            <w:proofErr w:type="spellStart"/>
+            <w:r>
+              <w:rPr>
+                <w:rFonts w:cs="Times New Roman"/>
+              </w:rPr>
+              <w:t>MLlib</w:t>
+            </w:r>
+            <w:proofErr w:type="spellEnd"/>
+            <w:r>
+              <w:rPr>
+                <w:rFonts w:cs="Times New Roman"/>
+              </w:rPr>
+              <w:t xml:space="preserve"> for large scale or sample before converting; set sampling fraction and persist RDD; for demo kept </w:t>
+            </w:r>
+            <w:proofErr w:type="spellStart"/>
+            <w:r>
+              <w:rPr>
+                <w:rFonts w:cs="Times New Roman"/>
+              </w:rPr>
+              <w:t>sklearn</w:t>
+            </w:r>
+            <w:proofErr w:type="spellEnd"/>
+            <w:r>
+              <w:rPr>
+                <w:rFonts w:cs="Times New Roman"/>
+              </w:rPr>
+              <w:t xml:space="preserve"> but sample limited to &lt;=5k rows</w:t>
             </w:r>
           </w:p>
         </w:tc>
@@ -4242,7 +4617,21 @@
               <w:rPr>
                 <w:rFonts w:cs="Times New Roman"/>
               </w:rPr>
-              <w:t>Wide transformations (groupBy/window) triggered large shuffles</w:t>
+              <w:t>Wide transformations (</w:t>
+            </w:r>
+            <w:proofErr w:type="spellStart"/>
+            <w:r>
+              <w:rPr>
+                <w:rFonts w:cs="Times New Roman"/>
+              </w:rPr>
+              <w:t>groupBy</w:t>
+            </w:r>
+            <w:proofErr w:type="spellEnd"/>
+            <w:r>
+              <w:rPr>
+                <w:rFonts w:cs="Times New Roman"/>
+              </w:rPr>
+              <w:t>/window) triggered large shuffles</w:t>
             </w:r>
           </w:p>
         </w:tc>
@@ -4264,7 +4653,21 @@
               <w:rPr>
                 <w:rFonts w:cs="Times New Roman"/>
               </w:rPr>
-              <w:t>Repartitioned by key InvoiceNo/Country, cached intermediate DF, used broadcast where appropriate</w:t>
+              <w:t xml:space="preserve">Repartitioned by key </w:t>
+            </w:r>
+            <w:proofErr w:type="spellStart"/>
+            <w:r>
+              <w:rPr>
+                <w:rFonts w:cs="Times New Roman"/>
+              </w:rPr>
+              <w:t>InvoiceNo</w:t>
+            </w:r>
+            <w:proofErr w:type="spellEnd"/>
+            <w:r>
+              <w:rPr>
+                <w:rFonts w:cs="Times New Roman"/>
+              </w:rPr>
+              <w:t>/Country, cached intermediate DF, used broadcast where appropriate</w:t>
             </w:r>
           </w:p>
         </w:tc>
@@ -4492,7 +4895,21 @@
               <w:rPr>
                 <w:rFonts w:cs="Times New Roman"/>
               </w:rPr>
-              <w:t>Power BI failed to connect  Thrift/HTTP errors</w:t>
+              <w:t xml:space="preserve">Power BI failed to </w:t>
+            </w:r>
+            <w:proofErr w:type="gramStart"/>
+            <w:r>
+              <w:rPr>
+                <w:rFonts w:cs="Times New Roman"/>
+              </w:rPr>
+              <w:t>connect  Thrift</w:t>
+            </w:r>
+            <w:proofErr w:type="gramEnd"/>
+            <w:r>
+              <w:rPr>
+                <w:rFonts w:cs="Times New Roman"/>
+              </w:rPr>
+              <w:t>/HTTP errors</w:t>
             </w:r>
           </w:p>
         </w:tc>
@@ -4672,7 +5089,29 @@
               <w:rPr>
                 <w:rFonts w:cs="Times New Roman"/>
               </w:rPr>
-              <w:t>Removed prints, moved secrets to Databricks secret scope; added doc to use dbutils.secrets.get()</w:t>
+              <w:t xml:space="preserve">Removed prints, moved secrets to Databricks secret scope; added doc to use </w:t>
+            </w:r>
+            <w:proofErr w:type="spellStart"/>
+            <w:proofErr w:type="gramStart"/>
+            <w:r>
+              <w:rPr>
+                <w:rFonts w:cs="Times New Roman"/>
+              </w:rPr>
+              <w:t>dbutils.secrets.get</w:t>
+            </w:r>
+            <w:proofErr w:type="spellEnd"/>
+            <w:r>
+              <w:rPr>
+                <w:rFonts w:cs="Times New Roman"/>
+              </w:rPr>
+              <w:t>(</w:t>
+            </w:r>
+            <w:proofErr w:type="gramEnd"/>
+            <w:r>
+              <w:rPr>
+                <w:rFonts w:cs="Times New Roman"/>
+              </w:rPr>
+              <w:t>)</w:t>
             </w:r>
           </w:p>
         </w:tc>
@@ -4720,7 +5159,7 @@
           <w:rFonts w:cs="Times New Roman"/>
         </w:rPr>
       </w:pPr>
-      <w:bookmarkStart w:id="15" w:name="_Toc214287972"/>
+      <w:bookmarkStart w:id="18" w:name="_Toc214293847"/>
       <w:r>
         <w:rPr>
           <w:rFonts w:cs="Times New Roman"/>
@@ -4728,7 +5167,7 @@
         <w:lastRenderedPageBreak/>
         <w:t>Visualisation</w:t>
       </w:r>
-      <w:bookmarkEnd w:id="15"/>
+      <w:bookmarkEnd w:id="18"/>
     </w:p>
     <w:p>
       <w:pPr>
@@ -4813,7 +5252,7 @@
           <w:rFonts w:cs="Times New Roman"/>
         </w:rPr>
       </w:pPr>
-      <w:bookmarkStart w:id="16" w:name="_Toc214292731"/>
+      <w:bookmarkStart w:id="19" w:name="_Toc214293860"/>
       <w:r>
         <w:rPr>
           <w:rFonts w:cs="Times New Roman"/>
@@ -4858,7 +5297,7 @@
         </w:rPr>
         <w:t>: Monthly revenue generation</w:t>
       </w:r>
-      <w:bookmarkEnd w:id="16"/>
+      <w:bookmarkEnd w:id="19"/>
     </w:p>
     <w:p>
       <w:pPr>
@@ -4918,7 +5357,7 @@
           <w:rFonts w:cs="Times New Roman"/>
         </w:rPr>
       </w:pPr>
-      <w:bookmarkStart w:id="17" w:name="_Toc214292732"/>
+      <w:bookmarkStart w:id="20" w:name="_Toc214293861"/>
       <w:r>
         <w:rPr>
           <w:rFonts w:cs="Times New Roman"/>
@@ -4963,7 +5402,7 @@
         </w:rPr>
         <w:t>: Top 10 products</w:t>
       </w:r>
-      <w:bookmarkEnd w:id="17"/>
+      <w:bookmarkEnd w:id="20"/>
     </w:p>
     <w:p>
       <w:pPr>
@@ -5071,7 +5510,7 @@
           <w:rFonts w:cs="Times New Roman"/>
         </w:rPr>
       </w:pPr>
-      <w:bookmarkStart w:id="18" w:name="_Toc214292733"/>
+      <w:bookmarkStart w:id="21" w:name="_Toc214293862"/>
       <w:r>
         <w:rPr>
           <w:rFonts w:cs="Times New Roman"/>
@@ -5116,7 +5555,7 @@
         </w:rPr>
         <w:t>: charts imported</w:t>
       </w:r>
-      <w:bookmarkEnd w:id="18"/>
+      <w:bookmarkEnd w:id="21"/>
     </w:p>
     <w:p>
       <w:pPr>
@@ -5143,7 +5582,7 @@
           <w:rFonts w:cs="Times New Roman"/>
         </w:rPr>
       </w:pPr>
-      <w:bookmarkStart w:id="19" w:name="_Toc214287973"/>
+      <w:bookmarkStart w:id="22" w:name="_Toc214293848"/>
       <w:r>
         <w:rPr>
           <w:rFonts w:cs="Times New Roman"/>
@@ -5151,7 +5590,7 @@
         <w:lastRenderedPageBreak/>
         <w:t>Results &amp; Findings</w:t>
       </w:r>
-      <w:bookmarkEnd w:id="19"/>
+      <w:bookmarkEnd w:id="22"/>
     </w:p>
     <w:p>
       <w:pPr>
@@ -5244,7 +5683,7 @@
           <w:rFonts w:cs="Times New Roman"/>
         </w:rPr>
       </w:pPr>
-      <w:bookmarkStart w:id="20" w:name="_Toc214292734"/>
+      <w:bookmarkStart w:id="23" w:name="_Toc214293863"/>
       <w:r>
         <w:t xml:space="preserve">Figure </w:t>
       </w:r>
@@ -5259,7 +5698,7 @@
       <w:r>
         <w:t>: Accuracy and modelling</w:t>
       </w:r>
-      <w:bookmarkEnd w:id="20"/>
+      <w:bookmarkEnd w:id="23"/>
     </w:p>
     <w:p>
       <w:pPr>
@@ -5331,7 +5770,21 @@
         <w:rPr>
           <w:rFonts w:cs="Times New Roman"/>
         </w:rPr>
-        <w:t xml:space="preserve"> respectively. Such high scores show the possibility of generalising the model without any severe overfitting. The trained model was stored under the DBFS path /dbfs/</w:t>
+        <w:t xml:space="preserve"> respectively. Such high scores show the possibility of generalising the model without any severe overfitting. The trained model was stored under the DBFS path /</w:t>
+      </w:r>
+      <w:proofErr w:type="spellStart"/>
+      <w:r>
+        <w:rPr>
+          <w:rFonts w:cs="Times New Roman"/>
+        </w:rPr>
+        <w:t>dbfs</w:t>
+      </w:r>
+      <w:proofErr w:type="spellEnd"/>
+      <w:r>
+        <w:rPr>
+          <w:rFonts w:cs="Times New Roman"/>
+        </w:rPr>
+        <w:t>/</w:t>
       </w:r>
       <w:r>
         <w:rPr>
@@ -5343,8 +5796,16 @@
         <w:rPr>
           <w:rFonts w:cs="Times New Roman"/>
         </w:rPr>
-        <w:t>/models/rf_demo.pkl</w:t>
-      </w:r>
+        <w:t>/models/</w:t>
+      </w:r>
+      <w:proofErr w:type="spellStart"/>
+      <w:r>
+        <w:rPr>
+          <w:rFonts w:cs="Times New Roman"/>
+        </w:rPr>
+        <w:t>rf_demo.pkl</w:t>
+      </w:r>
+      <w:proofErr w:type="spellEnd"/>
       <w:r>
         <w:rPr>
           <w:rFonts w:cs="Times New Roman"/>
@@ -5487,7 +5948,7 @@
           <w:rFonts w:cs="Times New Roman"/>
         </w:rPr>
       </w:pPr>
-      <w:bookmarkStart w:id="21" w:name="_Toc214287974"/>
+      <w:bookmarkStart w:id="24" w:name="_Toc214293849"/>
       <w:r>
         <w:rPr>
           <w:rFonts w:cs="Times New Roman"/>
@@ -5495,7 +5956,7 @@
         <w:lastRenderedPageBreak/>
         <w:t>Challenges &amp; Mitigation</w:t>
       </w:r>
-      <w:bookmarkEnd w:id="21"/>
+      <w:bookmarkEnd w:id="24"/>
       <w:r>
         <w:rPr>
           <w:rFonts w:cs="Times New Roman"/>
@@ -5513,33 +5974,75 @@
         <w:rPr>
           <w:rFonts w:cs="Times New Roman"/>
         </w:rPr>
-        <w:t>During the development of the cloud pipeline, several issues have been encountered, which required particular solutions to ensure the continuity and reliability of the working process. One of the gravest issues on Databricks was cluster configuration. The initial compute cluster was not uncovering the information on the JDBC connection needed to be integrated with Power BI, and it continued to fail to connect. This was relieved by altering the nature of the cluster and authentication to ensure that they can be integrated with the Databricks and Spark connectors.</w:t>
-      </w:r>
-    </w:p>
-    <w:p>
-      <w:pPr>
-        <w:rPr>
-          <w:rFonts w:cs="Times New Roman"/>
-        </w:rPr>
-      </w:pPr>
-      <w:r>
-        <w:rPr>
-          <w:rFonts w:cs="Times New Roman"/>
-        </w:rPr>
-        <w:t>Another problem was the inconsistency in timestamps formatting of the raw data. The InvoiceDate column was of mixed type, and it could not be read in the ETL. The solution to this issue was a typical pattern conversion plan of timestamps, with the application of Spark functions of versatile pattern matching. There were also rows with negative or invalid numerical values of Quantity and Unitprice. These were countered by cleaning rules, which filtered out corrupt or invalid information.</w:t>
-      </w:r>
-    </w:p>
-    <w:p>
-      <w:pPr>
-        <w:rPr>
-          <w:rFonts w:cs="Times New Roman"/>
-        </w:rPr>
-      </w:pPr>
-      <w:r>
-        <w:rPr>
-          <w:rFonts w:cs="Times New Roman"/>
-        </w:rPr>
-        <w:t>The keys of Event Hubs and Databricks required additional security policies. Secrets were manipulated through the use of environment variables and Databricks utilities since it was necessary to prevent the possible exposure of secrets. These mitigation practices were geared towards making sure that the production resultant pipeline was secure, stable and production.</w:t>
+        <w:t xml:space="preserve">During the development of the cloud pipeline, several issues have been encountered, which required </w:t>
+      </w:r>
+      <w:proofErr w:type="gramStart"/>
+      <w:r>
+        <w:rPr>
+          <w:rFonts w:cs="Times New Roman"/>
+        </w:rPr>
+        <w:t>particular solutions</w:t>
+      </w:r>
+      <w:proofErr w:type="gramEnd"/>
+      <w:r>
+        <w:rPr>
+          <w:rFonts w:cs="Times New Roman"/>
+        </w:rPr>
+        <w:t xml:space="preserve"> to ensure the continuity and reliability of the working process. One of the gravest issues on Databricks was cluster configuration. The initial compute cluster was not uncovering the information on the JDBC connection needed to be integrated with Power BI, and it continued to fail to connect. This was relieved by altering the nature of the cluster and authentication to ensure that they can be integrated with the Databricks and Spark connectors.</w:t>
+      </w:r>
+    </w:p>
+    <w:p>
+      <w:pPr>
+        <w:rPr>
+          <w:rFonts w:cs="Times New Roman"/>
+        </w:rPr>
+      </w:pPr>
+      <w:r>
+        <w:rPr>
+          <w:rFonts w:cs="Times New Roman"/>
+        </w:rPr>
+        <w:t xml:space="preserve">Another problem was the inconsistency in timestamps formatting of the raw data. The </w:t>
+      </w:r>
+      <w:proofErr w:type="spellStart"/>
+      <w:r>
+        <w:rPr>
+          <w:rFonts w:cs="Times New Roman"/>
+        </w:rPr>
+        <w:t>InvoiceDate</w:t>
+      </w:r>
+      <w:proofErr w:type="spellEnd"/>
+      <w:r>
+        <w:rPr>
+          <w:rFonts w:cs="Times New Roman"/>
+        </w:rPr>
+        <w:t xml:space="preserve"> column was of mixed type, and it could not be read in the ETL. The solution to this issue was a typical pattern conversion plan of timestamps, with the application of Spark functions of versatile pattern matching. There were also rows with negative or invalid numerical values of Quantity and Unitprice. These were countered by cleaning rules, which filtered out corrupt or invalid information.</w:t>
+      </w:r>
+    </w:p>
+    <w:p>
+      <w:pPr>
+        <w:rPr>
+          <w:rFonts w:cs="Times New Roman"/>
+        </w:rPr>
+      </w:pPr>
+      <w:r>
+        <w:rPr>
+          <w:rFonts w:cs="Times New Roman"/>
+        </w:rPr>
+        <w:t xml:space="preserve">The keys of Event Hubs and Databricks required additional security policies. Secrets were manipulated </w:t>
+      </w:r>
+      <w:proofErr w:type="gramStart"/>
+      <w:r>
+        <w:rPr>
+          <w:rFonts w:cs="Times New Roman"/>
+        </w:rPr>
+        <w:t>through the use of</w:t>
+      </w:r>
+      <w:proofErr w:type="gramEnd"/>
+      <w:r>
+        <w:rPr>
+          <w:rFonts w:cs="Times New Roman"/>
+        </w:rPr>
+        <w:t xml:space="preserve"> environment variables and Databricks utilities since it was necessary to prevent the possible exposure of secrets. These mitigation practices were geared towards making sure that the production resultant pipeline was secure, stable and production.</w:t>
       </w:r>
     </w:p>
     <w:p>
@@ -5579,7 +6082,7 @@
           <w:rFonts w:cs="Times New Roman"/>
         </w:rPr>
       </w:pPr>
-      <w:bookmarkStart w:id="22" w:name="_Toc214287975"/>
+      <w:bookmarkStart w:id="25" w:name="_Toc214293850"/>
       <w:r>
         <w:rPr>
           <w:rFonts w:cs="Times New Roman"/>
@@ -5587,7 +6090,7 @@
         <w:lastRenderedPageBreak/>
         <w:t>Conclusion</w:t>
       </w:r>
-      <w:bookmarkEnd w:id="22"/>
+      <w:bookmarkEnd w:id="25"/>
       <w:r>
         <w:rPr>
           <w:rFonts w:cs="Times New Roman"/>
@@ -5692,7 +6195,7 @@
           <w:rFonts w:cs="Times New Roman"/>
         </w:rPr>
       </w:pPr>
-      <w:bookmarkStart w:id="23" w:name="_Toc214287976"/>
+      <w:bookmarkStart w:id="26" w:name="_Toc214293851"/>
       <w:r>
         <w:rPr>
           <w:rFonts w:cs="Times New Roman"/>
@@ -5700,7 +6203,7 @@
         <w:lastRenderedPageBreak/>
         <w:t>References</w:t>
       </w:r>
-      <w:bookmarkEnd w:id="23"/>
+      <w:bookmarkEnd w:id="26"/>
     </w:p>
     <w:p>
       <w:pPr>
@@ -5754,11 +6257,19 @@
           <w:rFonts w:cs="Times New Roman"/>
         </w:rPr>
       </w:pPr>
-      <w:r>
-        <w:rPr>
-          <w:rFonts w:cs="Times New Roman"/>
-        </w:rPr>
-        <w:t>josearper (2025). </w:t>
+      <w:proofErr w:type="spellStart"/>
+      <w:r>
+        <w:rPr>
+          <w:rFonts w:cs="Times New Roman"/>
+        </w:rPr>
+        <w:t>josearper</w:t>
+      </w:r>
+      <w:proofErr w:type="spellEnd"/>
+      <w:r>
+        <w:rPr>
+          <w:rFonts w:cs="Times New Roman"/>
+        </w:rPr>
+        <w:t xml:space="preserve"> (2025). </w:t>
       </w:r>
       <w:r>
         <w:rPr>
@@ -5766,8 +6277,18 @@
           <w:i/>
           <w:iCs/>
         </w:rPr>
-        <w:t>Create a Modern Analytics Architecture by Using Azure Databricks - Azure Architecture Center</w:t>
-      </w:r>
+        <w:t xml:space="preserve">Create a Modern Analytics Architecture by Using Azure Databricks - Azure Architecture </w:t>
+      </w:r>
+      <w:proofErr w:type="spellStart"/>
+      <w:r>
+        <w:rPr>
+          <w:rFonts w:cs="Times New Roman"/>
+          <w:i/>
+          <w:iCs/>
+        </w:rPr>
+        <w:t>Center</w:t>
+      </w:r>
+      <w:proofErr w:type="spellEnd"/>
       <w:r>
         <w:rPr>
           <w:rFonts w:cs="Times New Roman"/>
